--- a/cases/tully-construction-co-inc-20261016-180603/files/report.docx
+++ b/cases/tully-construction-co-inc-20261016-180603/files/report.docx
@@ -917,7 +917,7 @@
           </w:tcPr>
           <w:p>
             <w:r>
-              <w:t>985 records, 966 adverse, 31 open (19 to review)</w:t>
+              <w:t>985 records, 938 adverse, 3 open (28 awaiting hearing, not counted, 19 to review)</w:t>
             </w:r>
           </w:p>
         </w:tc>
@@ -1230,57 +1230,53 @@
           </w:tcPr>
           <w:p>
             <w:r>
-              <w:t>2026-10-04</w:t>
-            </w:r>
-          </w:p>
-        </w:tc>
-        <w:tc>
-          <w:tcPr>
-            <w:tcW w:type="dxa" w:w="1440"/>
-          </w:tcPr>
-          <w:p>
-            <w:r>
-              <w:t>0704353944</w:t>
-            </w:r>
-          </w:p>
-        </w:tc>
-        <w:tc>
-          <w:tcPr>
-            <w:tcW w:type="dxa" w:w="1440"/>
-          </w:tcPr>
-          <w:p>
-            <w:r>
-              <w:t>TULLY CONSTRUCTION CO INC</w:t>
-            </w:r>
-          </w:p>
-        </w:tc>
-        <w:tc>
-          <w:tcPr>
-            <w:tcW w:type="dxa" w:w="1440"/>
-          </w:tcPr>
-          <w:p>
-            <w:r>
-              <w:t>NEW ISSUANCE</w:t>
-            </w:r>
-          </w:p>
-        </w:tc>
-        <w:tc>
-          <w:tcPr>
-            <w:tcW w:type="dxa" w:w="1440"/>
-          </w:tcPr>
-          <w:p>
-            <w:r>
-              <w:t>$250.00</w:t>
-            </w:r>
-          </w:p>
-        </w:tc>
-        <w:tc>
-          <w:tcPr>
-            <w:tcW w:type="dxa" w:w="1440"/>
-          </w:tcPr>
-          <w:p>
-            <w:r>
-              <w:t>DEPT OF TRANSPORTATION summons 0704353944, 2026-10-04, FAILURE TO FULLY REPLACE DEFECTIVE SIDEWALK FLAG, penalty $250.00, NEW ISSUANCE</w:t>
+              <w:t>2026-07-16</w:t>
+            </w:r>
+          </w:p>
+        </w:tc>
+        <w:tc>
+          <w:tcPr>
+            <w:tcW w:type="dxa" w:w="1440"/>
+          </w:tcPr>
+          <w:p>
+            <w:r>
+              <w:t>0704270528</w:t>
+            </w:r>
+          </w:p>
+        </w:tc>
+        <w:tc>
+          <w:tcPr>
+            <w:tcW w:type="dxa" w:w="1440"/>
+          </w:tcPr>
+          <w:p>
+            <w:r>
+              <w:t>TULLY CONSTRUCTION CO. INC.</w:t>
+            </w:r>
+          </w:p>
+        </w:tc>
+        <w:tc>
+          <w:tcPr>
+            <w:tcW w:type="dxa" w:w="1440"/>
+          </w:tcPr>
+          <w:p>
+            <w:r/>
+          </w:p>
+        </w:tc>
+        <w:tc>
+          <w:tcPr>
+            <w:tcW w:type="dxa" w:w="1440"/>
+          </w:tcPr>
+          <w:p>
+            <w:r/>
+          </w:p>
+        </w:tc>
+        <w:tc>
+          <w:tcPr>
+            <w:tcW w:type="dxa" w:w="1440"/>
+          </w:tcPr>
+          <w:p>
+            <w:r>
+              <w:t>DEPT OF TRANSPORTATION summons 0704270528, 2026-07-16, USE OPENING OF STREET W O PERMIT, penalty not yet assessed, no hearing status recorded</w:t>
             </w:r>
           </w:p>
         </w:tc>
@@ -1292,750 +1288,6 @@
           </w:tcPr>
           <w:p>
             <w:r>
-              <w:t>2026-09-28</w:t>
-            </w:r>
-          </w:p>
-        </w:tc>
-        <w:tc>
-          <w:tcPr>
-            <w:tcW w:type="dxa" w:w="1440"/>
-          </w:tcPr>
-          <w:p>
-            <w:r>
-              <w:t>0704346152</w:t>
-            </w:r>
-          </w:p>
-        </w:tc>
-        <w:tc>
-          <w:tcPr>
-            <w:tcW w:type="dxa" w:w="1440"/>
-          </w:tcPr>
-          <w:p>
-            <w:r>
-              <w:t>TULLY CONSTRUCTION CO INC</w:t>
-            </w:r>
-          </w:p>
-        </w:tc>
-        <w:tc>
-          <w:tcPr>
-            <w:tcW w:type="dxa" w:w="1440"/>
-          </w:tcPr>
-          <w:p>
-            <w:r>
-              <w:t>NEW ISSUANCE</w:t>
-            </w:r>
-          </w:p>
-        </w:tc>
-        <w:tc>
-          <w:tcPr>
-            <w:tcW w:type="dxa" w:w="1440"/>
-          </w:tcPr>
-          <w:p>
-            <w:r>
-              <w:t>$750.00</w:t>
-            </w:r>
-          </w:p>
-        </w:tc>
-        <w:tc>
-          <w:tcPr>
-            <w:tcW w:type="dxa" w:w="1440"/>
-          </w:tcPr>
-          <w:p>
-            <w:r>
-              <w:t>DEPT OF TRANSPORTATION summons 0704346152, 2026-09-28, FAIL TO HAVE NECESSARY ID MARKINGS ON DOT REQUIRED SIGNS, penalty $750.00, NEW ISSUANCE</w:t>
-            </w:r>
-          </w:p>
-        </w:tc>
-      </w:tr>
-      <w:tr>
-        <w:tc>
-          <w:tcPr>
-            <w:tcW w:type="dxa" w:w="1440"/>
-          </w:tcPr>
-          <w:p>
-            <w:r>
-              <w:t>2026-09-28</w:t>
-            </w:r>
-          </w:p>
-        </w:tc>
-        <w:tc>
-          <w:tcPr>
-            <w:tcW w:type="dxa" w:w="1440"/>
-          </w:tcPr>
-          <w:p>
-            <w:r>
-              <w:t>0704347133</w:t>
-            </w:r>
-          </w:p>
-        </w:tc>
-        <w:tc>
-          <w:tcPr>
-            <w:tcW w:type="dxa" w:w="1440"/>
-          </w:tcPr>
-          <w:p>
-            <w:r>
-              <w:t>TULLY CONSTRUCTION CO INC</w:t>
-            </w:r>
-          </w:p>
-        </w:tc>
-        <w:tc>
-          <w:tcPr>
-            <w:tcW w:type="dxa" w:w="1440"/>
-          </w:tcPr>
-          <w:p>
-            <w:r>
-              <w:t>NEW ISSUANCE</w:t>
-            </w:r>
-          </w:p>
-        </w:tc>
-        <w:tc>
-          <w:tcPr>
-            <w:tcW w:type="dxa" w:w="1440"/>
-          </w:tcPr>
-          <w:p>
-            <w:r>
-              <w:t>$750.00</w:t>
-            </w:r>
-          </w:p>
-        </w:tc>
-        <w:tc>
-          <w:tcPr>
-            <w:tcW w:type="dxa" w:w="1440"/>
-          </w:tcPr>
-          <w:p>
-            <w:r>
-              <w:t>DEPT OF TRANSPORTATION summons 0704347133, 2026-09-28, FAIL TO HAVE NECESSARY ID MARKINGS ON DOT REQUIRED SIGNS, penalty $750.00, NEW ISSUANCE</w:t>
-            </w:r>
-          </w:p>
-        </w:tc>
-      </w:tr>
-      <w:tr>
-        <w:tc>
-          <w:tcPr>
-            <w:tcW w:type="dxa" w:w="1440"/>
-          </w:tcPr>
-          <w:p>
-            <w:r>
-              <w:t>2026-09-28</w:t>
-            </w:r>
-          </w:p>
-        </w:tc>
-        <w:tc>
-          <w:tcPr>
-            <w:tcW w:type="dxa" w:w="1440"/>
-          </w:tcPr>
-          <w:p>
-            <w:r>
-              <w:t>0704347124</w:t>
-            </w:r>
-          </w:p>
-        </w:tc>
-        <w:tc>
-          <w:tcPr>
-            <w:tcW w:type="dxa" w:w="1440"/>
-          </w:tcPr>
-          <w:p>
-            <w:r>
-              <w:t>TULLY CONSTRUCTION CO INC</w:t>
-            </w:r>
-          </w:p>
-        </w:tc>
-        <w:tc>
-          <w:tcPr>
-            <w:tcW w:type="dxa" w:w="1440"/>
-          </w:tcPr>
-          <w:p>
-            <w:r>
-              <w:t>NEW ISSUANCE</w:t>
-            </w:r>
-          </w:p>
-        </w:tc>
-        <w:tc>
-          <w:tcPr>
-            <w:tcW w:type="dxa" w:w="1440"/>
-          </w:tcPr>
-          <w:p>
-            <w:r>
-              <w:t>$1,500.00</w:t>
-            </w:r>
-          </w:p>
-        </w:tc>
-        <w:tc>
-          <w:tcPr>
-            <w:tcW w:type="dxa" w:w="1440"/>
-          </w:tcPr>
-          <w:p>
-            <w:r>
-              <w:t>DEPT OF TRANSPORTATION summons 0704347124, 2026-09-28, USE OPENING OF STREET W O PERMIT, penalty $1,500.00, NEW ISSUANCE</w:t>
-            </w:r>
-          </w:p>
-        </w:tc>
-      </w:tr>
-      <w:tr>
-        <w:tc>
-          <w:tcPr>
-            <w:tcW w:type="dxa" w:w="1440"/>
-          </w:tcPr>
-          <w:p>
-            <w:r>
-              <w:t>2026-09-14</w:t>
-            </w:r>
-          </w:p>
-        </w:tc>
-        <w:tc>
-          <w:tcPr>
-            <w:tcW w:type="dxa" w:w="1440"/>
-          </w:tcPr>
-          <w:p>
-            <w:r>
-              <w:t>014273343L</w:t>
-            </w:r>
-          </w:p>
-        </w:tc>
-        <w:tc>
-          <w:tcPr>
-            <w:tcW w:type="dxa" w:w="1440"/>
-          </w:tcPr>
-          <w:p>
-            <w:r>
-              <w:t>TULLY CONSTRUCTION CO</w:t>
-            </w:r>
-          </w:p>
-        </w:tc>
-        <w:tc>
-          <w:tcPr>
-            <w:tcW w:type="dxa" w:w="1440"/>
-          </w:tcPr>
-          <w:p>
-            <w:r>
-              <w:t>NEW ISSUANCE</w:t>
-            </w:r>
-          </w:p>
-        </w:tc>
-        <w:tc>
-          <w:tcPr>
-            <w:tcW w:type="dxa" w:w="1440"/>
-          </w:tcPr>
-          <w:p>
-            <w:r>
-              <w:t>$0.00</w:t>
-            </w:r>
-          </w:p>
-        </w:tc>
-        <w:tc>
-          <w:tcPr>
-            <w:tcW w:type="dxa" w:w="1440"/>
-          </w:tcPr>
-          <w:p>
-            <w:r>
-              <w:t>FIRE DEPARTMENT OF NYC summons 014273343L, 2026-09-14, STORAGE, ACCUMULATION AND REMOVAL OF COMBUSTIBLE MATERIAL AND WASTE, penalty $0.00, NEW ISSUANCE</w:t>
-            </w:r>
-          </w:p>
-        </w:tc>
-      </w:tr>
-      <w:tr>
-        <w:tc>
-          <w:tcPr>
-            <w:tcW w:type="dxa" w:w="1440"/>
-          </w:tcPr>
-          <w:p>
-            <w:r>
-              <w:t>2026-09-14</w:t>
-            </w:r>
-          </w:p>
-        </w:tc>
-        <w:tc>
-          <w:tcPr>
-            <w:tcW w:type="dxa" w:w="1440"/>
-          </w:tcPr>
-          <w:p>
-            <w:r>
-              <w:t>014273344N</w:t>
-            </w:r>
-          </w:p>
-        </w:tc>
-        <w:tc>
-          <w:tcPr>
-            <w:tcW w:type="dxa" w:w="1440"/>
-          </w:tcPr>
-          <w:p>
-            <w:r>
-              <w:t>TULLY CONSTRUCTION CO</w:t>
-            </w:r>
-          </w:p>
-        </w:tc>
-        <w:tc>
-          <w:tcPr>
-            <w:tcW w:type="dxa" w:w="1440"/>
-          </w:tcPr>
-          <w:p>
-            <w:r>
-              <w:t>NEW ISSUANCE</w:t>
-            </w:r>
-          </w:p>
-        </w:tc>
-        <w:tc>
-          <w:tcPr>
-            <w:tcW w:type="dxa" w:w="1440"/>
-          </w:tcPr>
-          <w:p>
-            <w:r>
-              <w:t>$0.00</w:t>
-            </w:r>
-          </w:p>
-        </w:tc>
-        <w:tc>
-          <w:tcPr>
-            <w:tcW w:type="dxa" w:w="1440"/>
-          </w:tcPr>
-          <w:p>
-            <w:r>
-              <w:t>FIRE DEPARTMENT OF NYC summons 014273344N, 2026-09-14, ROOFTOP ACCESS AND MEANS OF EGRESS, penalty $0.00, NEW ISSUANCE</w:t>
-            </w:r>
-          </w:p>
-        </w:tc>
-      </w:tr>
-      <w:tr>
-        <w:tc>
-          <w:tcPr>
-            <w:tcW w:type="dxa" w:w="1440"/>
-          </w:tcPr>
-          <w:p>
-            <w:r>
-              <w:t>2026-08-27</w:t>
-            </w:r>
-          </w:p>
-        </w:tc>
-        <w:tc>
-          <w:tcPr>
-            <w:tcW w:type="dxa" w:w="1440"/>
-          </w:tcPr>
-          <w:p>
-            <w:r>
-              <w:t>0222236906</w:t>
-            </w:r>
-          </w:p>
-        </w:tc>
-        <w:tc>
-          <w:tcPr>
-            <w:tcW w:type="dxa" w:w="1440"/>
-          </w:tcPr>
-          <w:p>
-            <w:r>
-              <w:t>TULLY CONSTRUCTION CO INC</w:t>
-            </w:r>
-          </w:p>
-        </w:tc>
-        <w:tc>
-          <w:tcPr>
-            <w:tcW w:type="dxa" w:w="1440"/>
-          </w:tcPr>
-          <w:p>
-            <w:r>
-              <w:t>NEW ISSUANCE</w:t>
-            </w:r>
-          </w:p>
-        </w:tc>
-        <w:tc>
-          <w:tcPr>
-            <w:tcW w:type="dxa" w:w="1440"/>
-          </w:tcPr>
-          <w:p>
-            <w:r>
-              <w:t>$1,200.00</w:t>
-            </w:r>
-          </w:p>
-        </w:tc>
-        <w:tc>
-          <w:tcPr>
-            <w:tcW w:type="dxa" w:w="1440"/>
-          </w:tcPr>
-          <w:p>
-            <w:r>
-              <w:t>NYPD TRANSPORT INTELLIGENCE DI summons 0222236906, 2026-08-27, FAILURE TO COMPLY WITH THE TERMS AND CONDITIONS OF DOT PERMITS, penalty $1,200.00, NEW ISSUANCE</w:t>
-            </w:r>
-          </w:p>
-        </w:tc>
-      </w:tr>
-      <w:tr>
-        <w:tc>
-          <w:tcPr>
-            <w:tcW w:type="dxa" w:w="1440"/>
-          </w:tcPr>
-          <w:p>
-            <w:r>
-              <w:t>2026-08-17</w:t>
-            </w:r>
-          </w:p>
-        </w:tc>
-        <w:tc>
-          <w:tcPr>
-            <w:tcW w:type="dxa" w:w="1440"/>
-          </w:tcPr>
-          <w:p>
-            <w:r>
-              <w:t>0704305030</w:t>
-            </w:r>
-          </w:p>
-        </w:tc>
-        <w:tc>
-          <w:tcPr>
-            <w:tcW w:type="dxa" w:w="1440"/>
-          </w:tcPr>
-          <w:p>
-            <w:r>
-              <w:t>TULLY CONSTRUCTION CO INC</w:t>
-            </w:r>
-          </w:p>
-        </w:tc>
-        <w:tc>
-          <w:tcPr>
-            <w:tcW w:type="dxa" w:w="1440"/>
-          </w:tcPr>
-          <w:p>
-            <w:r>
-              <w:t>NEW ISSUANCE</w:t>
-            </w:r>
-          </w:p>
-        </w:tc>
-        <w:tc>
-          <w:tcPr>
-            <w:tcW w:type="dxa" w:w="1440"/>
-          </w:tcPr>
-          <w:p>
-            <w:r>
-              <w:t>$750.00</w:t>
-            </w:r>
-          </w:p>
-        </w:tc>
-        <w:tc>
-          <w:tcPr>
-            <w:tcW w:type="dxa" w:w="1440"/>
-          </w:tcPr>
-          <w:p>
-            <w:r>
-              <w:t>DEPT OF TRANSPORTATION summons 0704305030, 2026-08-17, FAIL TO HAVE NECESSARY ID MARKINGS ON DOT REQUIRED SIGNS, penalty $750.00, NEW ISSUANCE</w:t>
-            </w:r>
-          </w:p>
-        </w:tc>
-      </w:tr>
-      <w:tr>
-        <w:tc>
-          <w:tcPr>
-            <w:tcW w:type="dxa" w:w="1440"/>
-          </w:tcPr>
-          <w:p>
-            <w:r>
-              <w:t>2026-08-17</w:t>
-            </w:r>
-          </w:p>
-        </w:tc>
-        <w:tc>
-          <w:tcPr>
-            <w:tcW w:type="dxa" w:w="1440"/>
-          </w:tcPr>
-          <w:p>
-            <w:r>
-              <w:t>0704305324</w:t>
-            </w:r>
-          </w:p>
-        </w:tc>
-        <w:tc>
-          <w:tcPr>
-            <w:tcW w:type="dxa" w:w="1440"/>
-          </w:tcPr>
-          <w:p>
-            <w:r>
-              <w:t>TULLY CONSTRUCTION CO INC</w:t>
-            </w:r>
-          </w:p>
-        </w:tc>
-        <w:tc>
-          <w:tcPr>
-            <w:tcW w:type="dxa" w:w="1440"/>
-          </w:tcPr>
-          <w:p>
-            <w:r>
-              <w:t>NEW ISSUANCE</w:t>
-            </w:r>
-          </w:p>
-        </w:tc>
-        <w:tc>
-          <w:tcPr>
-            <w:tcW w:type="dxa" w:w="1440"/>
-          </w:tcPr>
-          <w:p>
-            <w:r>
-              <w:t>$1,500.00</w:t>
-            </w:r>
-          </w:p>
-        </w:tc>
-        <w:tc>
-          <w:tcPr>
-            <w:tcW w:type="dxa" w:w="1440"/>
-          </w:tcPr>
-          <w:p>
-            <w:r>
-              <w:t>DEPT OF TRANSPORTATION summons 0704305324, 2026-08-17, USE OPENING OF STREET W O PERMIT, penalty $1,500.00, NEW ISSUANCE</w:t>
-            </w:r>
-          </w:p>
-        </w:tc>
-      </w:tr>
-      <w:tr>
-        <w:tc>
-          <w:tcPr>
-            <w:tcW w:type="dxa" w:w="1440"/>
-          </w:tcPr>
-          <w:p>
-            <w:r>
-              <w:t>2026-08-17</w:t>
-            </w:r>
-          </w:p>
-        </w:tc>
-        <w:tc>
-          <w:tcPr>
-            <w:tcW w:type="dxa" w:w="1440"/>
-          </w:tcPr>
-          <w:p>
-            <w:r>
-              <w:t>0704305040</w:t>
-            </w:r>
-          </w:p>
-        </w:tc>
-        <w:tc>
-          <w:tcPr>
-            <w:tcW w:type="dxa" w:w="1440"/>
-          </w:tcPr>
-          <w:p>
-            <w:r>
-              <w:t>TULLY CONSTRUCTION CO INC</w:t>
-            </w:r>
-          </w:p>
-        </w:tc>
-        <w:tc>
-          <w:tcPr>
-            <w:tcW w:type="dxa" w:w="1440"/>
-          </w:tcPr>
-          <w:p>
-            <w:r>
-              <w:t>NEW ISSUANCE</w:t>
-            </w:r>
-          </w:p>
-        </w:tc>
-        <w:tc>
-          <w:tcPr>
-            <w:tcW w:type="dxa" w:w="1440"/>
-          </w:tcPr>
-          <w:p>
-            <w:r>
-              <w:t>$750.00</w:t>
-            </w:r>
-          </w:p>
-        </w:tc>
-        <w:tc>
-          <w:tcPr>
-            <w:tcW w:type="dxa" w:w="1440"/>
-          </w:tcPr>
-          <w:p>
-            <w:r>
-              <w:t>DEPT OF TRANSPORTATION summons 0704305040, 2026-08-17, FAIL TO HAVE NECESSARY ID MARKINGS ON DOT REQUIRED SIGNS, penalty $750.00, NEW ISSUANCE</w:t>
-            </w:r>
-          </w:p>
-        </w:tc>
-      </w:tr>
-      <w:tr>
-        <w:tc>
-          <w:tcPr>
-            <w:tcW w:type="dxa" w:w="1440"/>
-          </w:tcPr>
-          <w:p>
-            <w:r>
-              <w:t>2026-08-04</w:t>
-            </w:r>
-          </w:p>
-        </w:tc>
-        <w:tc>
-          <w:tcPr>
-            <w:tcW w:type="dxa" w:w="1440"/>
-          </w:tcPr>
-          <w:p>
-            <w:r>
-              <w:t>0222232295</w:t>
-            </w:r>
-          </w:p>
-        </w:tc>
-        <w:tc>
-          <w:tcPr>
-            <w:tcW w:type="dxa" w:w="1440"/>
-          </w:tcPr>
-          <w:p>
-            <w:r>
-              <w:t>TULLY CONSTRUCTION CO INC</w:t>
-            </w:r>
-          </w:p>
-        </w:tc>
-        <w:tc>
-          <w:tcPr>
-            <w:tcW w:type="dxa" w:w="1440"/>
-          </w:tcPr>
-          <w:p>
-            <w:r>
-              <w:t>NEW ISSUANCE</w:t>
-            </w:r>
-          </w:p>
-        </w:tc>
-        <w:tc>
-          <w:tcPr>
-            <w:tcW w:type="dxa" w:w="1440"/>
-          </w:tcPr>
-          <w:p>
-            <w:r>
-              <w:t>$750.00</w:t>
-            </w:r>
-          </w:p>
-        </w:tc>
-        <w:tc>
-          <w:tcPr>
-            <w:tcW w:type="dxa" w:w="1440"/>
-          </w:tcPr>
-          <w:p>
-            <w:r>
-              <w:t>NYPD TRANSPORT INTELLIGENCE DI summons 0222232295, 2026-08-04, OBSTRUCTION OF STREET W CONSTRUCTION MATERIALS EQUIPMENT W O PERMIT, penalty $750.00, NEW ISSUANCE</w:t>
-            </w:r>
-          </w:p>
-        </w:tc>
-      </w:tr>
-      <w:tr>
-        <w:tc>
-          <w:tcPr>
-            <w:tcW w:type="dxa" w:w="1440"/>
-          </w:tcPr>
-          <w:p>
-            <w:r>
-              <w:t>2026-08-04</w:t>
-            </w:r>
-          </w:p>
-        </w:tc>
-        <w:tc>
-          <w:tcPr>
-            <w:tcW w:type="dxa" w:w="1440"/>
-          </w:tcPr>
-          <w:p>
-            <w:r>
-              <w:t>0222232286</w:t>
-            </w:r>
-          </w:p>
-        </w:tc>
-        <w:tc>
-          <w:tcPr>
-            <w:tcW w:type="dxa" w:w="1440"/>
-          </w:tcPr>
-          <w:p>
-            <w:r>
-              <w:t>TULLY CONSTRUCTION CO INC</w:t>
-            </w:r>
-          </w:p>
-        </w:tc>
-        <w:tc>
-          <w:tcPr>
-            <w:tcW w:type="dxa" w:w="1440"/>
-          </w:tcPr>
-          <w:p>
-            <w:r>
-              <w:t>NEW ISSUANCE</w:t>
-            </w:r>
-          </w:p>
-        </w:tc>
-        <w:tc>
-          <w:tcPr>
-            <w:tcW w:type="dxa" w:w="1440"/>
-          </w:tcPr>
-          <w:p>
-            <w:r>
-              <w:t>$750.00</w:t>
-            </w:r>
-          </w:p>
-        </w:tc>
-        <w:tc>
-          <w:tcPr>
-            <w:tcW w:type="dxa" w:w="1440"/>
-          </w:tcPr>
-          <w:p>
-            <w:r>
-              <w:t>NYPD TRANSPORT INTELLIGENCE DI summons 0222232286, 2026-08-04, OBSTRUCTION OF STREET W CONSTRUCTION MATERIALS EQUIPMENT W O PERMIT, penalty $750.00, NEW ISSUANCE</w:t>
-            </w:r>
-          </w:p>
-        </w:tc>
-      </w:tr>
-      <w:tr>
-        <w:tc>
-          <w:tcPr>
-            <w:tcW w:type="dxa" w:w="1440"/>
-          </w:tcPr>
-          <w:p>
-            <w:r>
-              <w:t>2026-08-04</w:t>
-            </w:r>
-          </w:p>
-        </w:tc>
-        <w:tc>
-          <w:tcPr>
-            <w:tcW w:type="dxa" w:w="1440"/>
-          </w:tcPr>
-          <w:p>
-            <w:r>
-              <w:t>0222232304</w:t>
-            </w:r>
-          </w:p>
-        </w:tc>
-        <w:tc>
-          <w:tcPr>
-            <w:tcW w:type="dxa" w:w="1440"/>
-          </w:tcPr>
-          <w:p>
-            <w:r>
-              <w:t>TULLY CONSTRUCTION CO INC</w:t>
-            </w:r>
-          </w:p>
-        </w:tc>
-        <w:tc>
-          <w:tcPr>
-            <w:tcW w:type="dxa" w:w="1440"/>
-          </w:tcPr>
-          <w:p>
-            <w:r>
-              <w:t>NEW ISSUANCE</w:t>
-            </w:r>
-          </w:p>
-        </w:tc>
-        <w:tc>
-          <w:tcPr>
-            <w:tcW w:type="dxa" w:w="1440"/>
-          </w:tcPr>
-          <w:p>
-            <w:r>
-              <w:t>$1,200.00</w:t>
-            </w:r>
-          </w:p>
-        </w:tc>
-        <w:tc>
-          <w:tcPr>
-            <w:tcW w:type="dxa" w:w="1440"/>
-          </w:tcPr>
-          <w:p>
-            <w:r>
-              <w:t>NYPD TRANSPORT INTELLIGENCE DI summons 0222232304, 2026-08-04, FAILURE TO COMPLY WITH THE TERMS AND CONDITIONS OF DOT PERMITS, penalty $1,200.00, NEW ISSUANCE</w:t>
-            </w:r>
-          </w:p>
-        </w:tc>
-      </w:tr>
-      <w:tr>
-        <w:tc>
-          <w:tcPr>
-            <w:tcW w:type="dxa" w:w="1440"/>
-          </w:tcPr>
-          <w:p>
-            <w:r>
               <w:t>2026-07-16</w:t>
             </w:r>
           </w:p>
@@ -2046,7 +1298,7 @@
           </w:tcPr>
           <w:p>
             <w:r>
-              <w:t>0704270528</w:t>
+              <w:t>0704270500</w:t>
             </w:r>
           </w:p>
         </w:tc>
@@ -2082,995 +1334,7 @@
           </w:tcPr>
           <w:p>
             <w:r>
-              <w:t>DEPT OF TRANSPORTATION summons 0704270528, 2026-07-16, USE OPENING OF STREET W O PERMIT, penalty not yet assessed, no hearing status recorded</w:t>
-            </w:r>
-          </w:p>
-        </w:tc>
-      </w:tr>
-      <w:tr>
-        <w:tc>
-          <w:tcPr>
-            <w:tcW w:type="dxa" w:w="1440"/>
-          </w:tcPr>
-          <w:p>
-            <w:r>
-              <w:t>2026-07-16</w:t>
-            </w:r>
-          </w:p>
-        </w:tc>
-        <w:tc>
-          <w:tcPr>
-            <w:tcW w:type="dxa" w:w="1440"/>
-          </w:tcPr>
-          <w:p>
-            <w:r>
-              <w:t>0704270500</w:t>
-            </w:r>
-          </w:p>
-        </w:tc>
-        <w:tc>
-          <w:tcPr>
-            <w:tcW w:type="dxa" w:w="1440"/>
-          </w:tcPr>
-          <w:p>
-            <w:r>
-              <w:t>TULLY CONSTRUCTION CO. INC.</w:t>
-            </w:r>
-          </w:p>
-        </w:tc>
-        <w:tc>
-          <w:tcPr>
-            <w:tcW w:type="dxa" w:w="1440"/>
-          </w:tcPr>
-          <w:p>
-            <w:r/>
-          </w:p>
-        </w:tc>
-        <w:tc>
-          <w:tcPr>
-            <w:tcW w:type="dxa" w:w="1440"/>
-          </w:tcPr>
-          <w:p>
-            <w:r/>
-          </w:p>
-        </w:tc>
-        <w:tc>
-          <w:tcPr>
-            <w:tcW w:type="dxa" w:w="1440"/>
-          </w:tcPr>
-          <w:p>
-            <w:r>
               <w:t>DEPT OF TRANSPORTATION summons 0704270500, 2026-07-16, FAIL TO HAVE NECESSARY ID MARKINGS ON DOT REQUIRED SIGNS, penalty not yet assessed, no hearing status recorded</w:t>
-            </w:r>
-          </w:p>
-        </w:tc>
-      </w:tr>
-      <w:tr>
-        <w:tc>
-          <w:tcPr>
-            <w:tcW w:type="dxa" w:w="1440"/>
-          </w:tcPr>
-          <w:p>
-            <w:r>
-              <w:t>2026-06-18</w:t>
-            </w:r>
-          </w:p>
-        </w:tc>
-        <w:tc>
-          <w:tcPr>
-            <w:tcW w:type="dxa" w:w="1440"/>
-          </w:tcPr>
-          <w:p>
-            <w:r>
-              <w:t>0704237858</w:t>
-            </w:r>
-          </w:p>
-        </w:tc>
-        <w:tc>
-          <w:tcPr>
-            <w:tcW w:type="dxa" w:w="1440"/>
-          </w:tcPr>
-          <w:p>
-            <w:r>
-              <w:t>TULLY CONSTRUCTION CO INC</w:t>
-            </w:r>
-          </w:p>
-        </w:tc>
-        <w:tc>
-          <w:tcPr>
-            <w:tcW w:type="dxa" w:w="1440"/>
-          </w:tcPr>
-          <w:p>
-            <w:r>
-              <w:t>NEW ISSUANCE</w:t>
-            </w:r>
-          </w:p>
-        </w:tc>
-        <w:tc>
-          <w:tcPr>
-            <w:tcW w:type="dxa" w:w="1440"/>
-          </w:tcPr>
-          <w:p>
-            <w:r>
-              <w:t>$750.00</w:t>
-            </w:r>
-          </w:p>
-        </w:tc>
-        <w:tc>
-          <w:tcPr>
-            <w:tcW w:type="dxa" w:w="1440"/>
-          </w:tcPr>
-          <w:p>
-            <w:r>
-              <w:t>DEPT OF TRANSPORTATION summons 0704237858, 2026-06-18, FAIL TO HAVE NECESSARY ID MARKINGS ON DOT REQUIRED SIGNS, penalty $750.00, NEW ISSUANCE</w:t>
-            </w:r>
-          </w:p>
-        </w:tc>
-      </w:tr>
-      <w:tr>
-        <w:tc>
-          <w:tcPr>
-            <w:tcW w:type="dxa" w:w="1440"/>
-          </w:tcPr>
-          <w:p>
-            <w:r>
-              <w:t>2026-06-18</w:t>
-            </w:r>
-          </w:p>
-        </w:tc>
-        <w:tc>
-          <w:tcPr>
-            <w:tcW w:type="dxa" w:w="1440"/>
-          </w:tcPr>
-          <w:p>
-            <w:r>
-              <w:t>0704237867</w:t>
-            </w:r>
-          </w:p>
-        </w:tc>
-        <w:tc>
-          <w:tcPr>
-            <w:tcW w:type="dxa" w:w="1440"/>
-          </w:tcPr>
-          <w:p>
-            <w:r>
-              <w:t>TULLY CONSTRUCTION CO INC</w:t>
-            </w:r>
-          </w:p>
-        </w:tc>
-        <w:tc>
-          <w:tcPr>
-            <w:tcW w:type="dxa" w:w="1440"/>
-          </w:tcPr>
-          <w:p>
-            <w:r>
-              <w:t>NEW ISSUANCE</w:t>
-            </w:r>
-          </w:p>
-        </w:tc>
-        <w:tc>
-          <w:tcPr>
-            <w:tcW w:type="dxa" w:w="1440"/>
-          </w:tcPr>
-          <w:p>
-            <w:r>
-              <w:t>$750.00</w:t>
-            </w:r>
-          </w:p>
-        </w:tc>
-        <w:tc>
-          <w:tcPr>
-            <w:tcW w:type="dxa" w:w="1440"/>
-          </w:tcPr>
-          <w:p>
-            <w:r>
-              <w:t>DEPT OF TRANSPORTATION summons 0704237867, 2026-06-18, FAIL TO HAVE NECESSARY ID MARKINGS ON DOT REQUIRED SIGNS, penalty $750.00, NEW ISSUANCE</w:t>
-            </w:r>
-          </w:p>
-        </w:tc>
-      </w:tr>
-      <w:tr>
-        <w:tc>
-          <w:tcPr>
-            <w:tcW w:type="dxa" w:w="1440"/>
-          </w:tcPr>
-          <w:p>
-            <w:r>
-              <w:t>2026-06-18</w:t>
-            </w:r>
-          </w:p>
-        </w:tc>
-        <w:tc>
-          <w:tcPr>
-            <w:tcW w:type="dxa" w:w="1440"/>
-          </w:tcPr>
-          <w:p>
-            <w:r>
-              <w:t>0704237876</w:t>
-            </w:r>
-          </w:p>
-        </w:tc>
-        <w:tc>
-          <w:tcPr>
-            <w:tcW w:type="dxa" w:w="1440"/>
-          </w:tcPr>
-          <w:p>
-            <w:r>
-              <w:t>TULLY CONSTRUCTION CO INC</w:t>
-            </w:r>
-          </w:p>
-        </w:tc>
-        <w:tc>
-          <w:tcPr>
-            <w:tcW w:type="dxa" w:w="1440"/>
-          </w:tcPr>
-          <w:p>
-            <w:r>
-              <w:t>NEW ISSUANCE</w:t>
-            </w:r>
-          </w:p>
-        </w:tc>
-        <w:tc>
-          <w:tcPr>
-            <w:tcW w:type="dxa" w:w="1440"/>
-          </w:tcPr>
-          <w:p>
-            <w:r>
-              <w:t>$1,500.00</w:t>
-            </w:r>
-          </w:p>
-        </w:tc>
-        <w:tc>
-          <w:tcPr>
-            <w:tcW w:type="dxa" w:w="1440"/>
-          </w:tcPr>
-          <w:p>
-            <w:r>
-              <w:t>DEPT OF TRANSPORTATION summons 0704237876, 2026-06-18, USE OPENING OF STREET W O PERMIT, penalty $1,500.00, NEW ISSUANCE</w:t>
-            </w:r>
-          </w:p>
-        </w:tc>
-      </w:tr>
-      <w:tr>
-        <w:tc>
-          <w:tcPr>
-            <w:tcW w:type="dxa" w:w="1440"/>
-          </w:tcPr>
-          <w:p>
-            <w:r>
-              <w:t>2026-06-06</w:t>
-            </w:r>
-          </w:p>
-        </w:tc>
-        <w:tc>
-          <w:tcPr>
-            <w:tcW w:type="dxa" w:w="1440"/>
-          </w:tcPr>
-          <w:p>
-            <w:r>
-              <w:t>0704226454</w:t>
-            </w:r>
-          </w:p>
-        </w:tc>
-        <w:tc>
-          <w:tcPr>
-            <w:tcW w:type="dxa" w:w="1440"/>
-          </w:tcPr>
-          <w:p>
-            <w:r>
-              <w:t>TULLY CONSTRUCTION CO INC</w:t>
-            </w:r>
-          </w:p>
-        </w:tc>
-        <w:tc>
-          <w:tcPr>
-            <w:tcW w:type="dxa" w:w="1440"/>
-          </w:tcPr>
-          <w:p>
-            <w:r>
-              <w:t>RESCHEDULED</w:t>
-            </w:r>
-          </w:p>
-        </w:tc>
-        <w:tc>
-          <w:tcPr>
-            <w:tcW w:type="dxa" w:w="1440"/>
-          </w:tcPr>
-          <w:p>
-            <w:r>
-              <w:t>$750.00</w:t>
-            </w:r>
-          </w:p>
-        </w:tc>
-        <w:tc>
-          <w:tcPr>
-            <w:tcW w:type="dxa" w:w="1440"/>
-          </w:tcPr>
-          <w:p>
-            <w:r>
-              <w:t>DEPT OF TRANSPORTATION summons 0704226454, 2026-06-06, FAILED TO COMPLY W HIGHWAY RULES STANDARD SPECS. DETAIL DRAWINGS LAWS, penalty $750.00, RESCHEDULED</w:t>
-            </w:r>
-          </w:p>
-        </w:tc>
-      </w:tr>
-      <w:tr>
-        <w:tc>
-          <w:tcPr>
-            <w:tcW w:type="dxa" w:w="1440"/>
-          </w:tcPr>
-          <w:p>
-            <w:r>
-              <w:t>2026-05-14</w:t>
-            </w:r>
-          </w:p>
-        </w:tc>
-        <w:tc>
-          <w:tcPr>
-            <w:tcW w:type="dxa" w:w="1440"/>
-          </w:tcPr>
-          <w:p>
-            <w:r>
-              <w:t>0219476474</w:t>
-            </w:r>
-          </w:p>
-        </w:tc>
-        <w:tc>
-          <w:tcPr>
-            <w:tcW w:type="dxa" w:w="1440"/>
-          </w:tcPr>
-          <w:p>
-            <w:r>
-              <w:t>TULLY CONSTRUCTION CO INC</w:t>
-            </w:r>
-          </w:p>
-        </w:tc>
-        <w:tc>
-          <w:tcPr>
-            <w:tcW w:type="dxa" w:w="1440"/>
-          </w:tcPr>
-          <w:p>
-            <w:r>
-              <w:t>RESCHEDULED</w:t>
-            </w:r>
-          </w:p>
-        </w:tc>
-        <w:tc>
-          <w:tcPr>
-            <w:tcW w:type="dxa" w:w="1440"/>
-          </w:tcPr>
-          <w:p>
-            <w:r>
-              <w:t>$1,230.00</w:t>
-            </w:r>
-          </w:p>
-        </w:tc>
-        <w:tc>
-          <w:tcPr>
-            <w:tcW w:type="dxa" w:w="1440"/>
-          </w:tcPr>
-          <w:p>
-            <w:r>
-              <w:t>DEPT OF TRANSPORTATION summons 0219476474, 2026-05-14, FAILURE TO COMPLY WITH THE TERMS AND CONDITIONS OF DOT PERMITS, penalty $1,230.00, RESCHEDULED</w:t>
-            </w:r>
-          </w:p>
-        </w:tc>
-      </w:tr>
-      <w:tr>
-        <w:tc>
-          <w:tcPr>
-            <w:tcW w:type="dxa" w:w="1440"/>
-          </w:tcPr>
-          <w:p>
-            <w:r>
-              <w:t>2026-04-28</w:t>
-            </w:r>
-          </w:p>
-        </w:tc>
-        <w:tc>
-          <w:tcPr>
-            <w:tcW w:type="dxa" w:w="1440"/>
-          </w:tcPr>
-          <w:p>
-            <w:r>
-              <w:t>0704188394</w:t>
-            </w:r>
-          </w:p>
-        </w:tc>
-        <w:tc>
-          <w:tcPr>
-            <w:tcW w:type="dxa" w:w="1440"/>
-          </w:tcPr>
-          <w:p>
-            <w:r>
-              <w:t>TULLY CONSTRUCTION CO INC</w:t>
-            </w:r>
-          </w:p>
-        </w:tc>
-        <w:tc>
-          <w:tcPr>
-            <w:tcW w:type="dxa" w:w="1440"/>
-          </w:tcPr>
-          <w:p>
-            <w:r>
-              <w:t>RESCHEDULED</w:t>
-            </w:r>
-          </w:p>
-        </w:tc>
-        <w:tc>
-          <w:tcPr>
-            <w:tcW w:type="dxa" w:w="1440"/>
-          </w:tcPr>
-          <w:p>
-            <w:r>
-              <w:t>$750.00</w:t>
-            </w:r>
-          </w:p>
-        </w:tc>
-        <w:tc>
-          <w:tcPr>
-            <w:tcW w:type="dxa" w:w="1440"/>
-          </w:tcPr>
-          <w:p>
-            <w:r>
-              <w:t>DEPT OF TRANSPORTATION summons 0704188394, 2026-04-28, FAILED TO COMPLY W HIGHWAY RULES STANDARD SPECS. DETAIL DRAWINGS LAWS, penalty $750.00, RESCHEDULED</w:t>
-            </w:r>
-          </w:p>
-        </w:tc>
-      </w:tr>
-      <w:tr>
-        <w:tc>
-          <w:tcPr>
-            <w:tcW w:type="dxa" w:w="1440"/>
-          </w:tcPr>
-          <w:p>
-            <w:r>
-              <w:t>2025-07-16</w:t>
-            </w:r>
-          </w:p>
-        </w:tc>
-        <w:tc>
-          <w:tcPr>
-            <w:tcW w:type="dxa" w:w="1440"/>
-          </w:tcPr>
-          <w:p>
-            <w:r>
-              <w:t>001040538M</w:t>
-            </w:r>
-          </w:p>
-        </w:tc>
-        <w:tc>
-          <w:tcPr>
-            <w:tcW w:type="dxa" w:w="1440"/>
-          </w:tcPr>
-          <w:p>
-            <w:r>
-              <w:t>TULLY CONSTRUCTION CO INC</w:t>
-            </w:r>
-          </w:p>
-        </w:tc>
-        <w:tc>
-          <w:tcPr>
-            <w:tcW w:type="dxa" w:w="1440"/>
-          </w:tcPr>
-          <w:p>
-            <w:r>
-              <w:t>NEW ISSUANCE</w:t>
-            </w:r>
-          </w:p>
-        </w:tc>
-        <w:tc>
-          <w:tcPr>
-            <w:tcW w:type="dxa" w:w="1440"/>
-          </w:tcPr>
-          <w:p>
-            <w:r>
-              <w:t>$350.00</w:t>
-            </w:r>
-          </w:p>
-        </w:tc>
-        <w:tc>
-          <w:tcPr>
-            <w:tcW w:type="dxa" w:w="1440"/>
-          </w:tcPr>
-          <w:p>
-            <w:r>
-              <w:t>DEP - BUREAU OF ENV. COMPLIANC summons 001040538M, 2025-07-16, IDLING OF MOTOR VEHICLE ENGINE MORE THAN THREE MINUTES 1ST OFF, penalty $350.00, NEW ISSUANCE</w:t>
-            </w:r>
-          </w:p>
-        </w:tc>
-      </w:tr>
-      <w:tr>
-        <w:tc>
-          <w:tcPr>
-            <w:tcW w:type="dxa" w:w="1440"/>
-          </w:tcPr>
-          <w:p>
-            <w:r>
-              <w:t>2025-06-30</w:t>
-            </w:r>
-          </w:p>
-        </w:tc>
-        <w:tc>
-          <w:tcPr>
-            <w:tcW w:type="dxa" w:w="1440"/>
-          </w:tcPr>
-          <w:p>
-            <w:r>
-              <w:t>001034875M</w:t>
-            </w:r>
-          </w:p>
-        </w:tc>
-        <w:tc>
-          <w:tcPr>
-            <w:tcW w:type="dxa" w:w="1440"/>
-          </w:tcPr>
-          <w:p>
-            <w:r>
-              <w:t>TULLY CONSTRUCTION CO INC</w:t>
-            </w:r>
-          </w:p>
-        </w:tc>
-        <w:tc>
-          <w:tcPr>
-            <w:tcW w:type="dxa" w:w="1440"/>
-          </w:tcPr>
-          <w:p>
-            <w:r>
-              <w:t>NEW ISSUANCE</w:t>
-            </w:r>
-          </w:p>
-        </w:tc>
-        <w:tc>
-          <w:tcPr>
-            <w:tcW w:type="dxa" w:w="1440"/>
-          </w:tcPr>
-          <w:p>
-            <w:r>
-              <w:t>$600.00</w:t>
-            </w:r>
-          </w:p>
-        </w:tc>
-        <w:tc>
-          <w:tcPr>
-            <w:tcW w:type="dxa" w:w="1440"/>
-          </w:tcPr>
-          <w:p>
-            <w:r>
-              <w:t>DEP - BUREAU OF ENV. COMPLIANC summons 001034875M, 2025-06-30, IDLING OF MOTOR VEHICLE ENGINE MORE THAN THREE MINUTES 3RD AND SUB, penalty $600.00, NEW ISSUANCE</w:t>
-            </w:r>
-          </w:p>
-        </w:tc>
-      </w:tr>
-      <w:tr>
-        <w:tc>
-          <w:tcPr>
-            <w:tcW w:type="dxa" w:w="1440"/>
-          </w:tcPr>
-          <w:p>
-            <w:r>
-              <w:t>2025-03-28</w:t>
-            </w:r>
-          </w:p>
-        </w:tc>
-        <w:tc>
-          <w:tcPr>
-            <w:tcW w:type="dxa" w:w="1440"/>
-          </w:tcPr>
-          <w:p>
-            <w:r>
-              <w:t>001005539K</w:t>
-            </w:r>
-          </w:p>
-        </w:tc>
-        <w:tc>
-          <w:tcPr>
-            <w:tcW w:type="dxa" w:w="1440"/>
-          </w:tcPr>
-          <w:p>
-            <w:r>
-              <w:t>TULLY CONSTRUCTION CO INC</w:t>
-            </w:r>
-          </w:p>
-        </w:tc>
-        <w:tc>
-          <w:tcPr>
-            <w:tcW w:type="dxa" w:w="1440"/>
-          </w:tcPr>
-          <w:p>
-            <w:r>
-              <w:t>RESCHEDULED</w:t>
-            </w:r>
-          </w:p>
-        </w:tc>
-        <w:tc>
-          <w:tcPr>
-            <w:tcW w:type="dxa" w:w="1440"/>
-          </w:tcPr>
-          <w:p>
-            <w:r>
-              <w:t>$2,000.00</w:t>
-            </w:r>
-          </w:p>
-        </w:tc>
-        <w:tc>
-          <w:tcPr>
-            <w:tcW w:type="dxa" w:w="1440"/>
-          </w:tcPr>
-          <w:p>
-            <w:r>
-              <w:t>DEP - BUREAU OF ENV. COMPLIANC summons 001005539K, 2025-03-28, IDLING OF MOTOR VEHICLE ENGINE MORE THAN THREE MINUTES 3RD AND SUB, penalty $2,000.00, RESCHEDULED</w:t>
-            </w:r>
-          </w:p>
-        </w:tc>
-      </w:tr>
-      <w:tr>
-        <w:tc>
-          <w:tcPr>
-            <w:tcW w:type="dxa" w:w="1440"/>
-          </w:tcPr>
-          <w:p>
-            <w:r>
-              <w:t>2025-03-25</w:t>
-            </w:r>
-          </w:p>
-        </w:tc>
-        <w:tc>
-          <w:tcPr>
-            <w:tcW w:type="dxa" w:w="1440"/>
-          </w:tcPr>
-          <w:p>
-            <w:r>
-              <w:t>001004994H</w:t>
-            </w:r>
-          </w:p>
-        </w:tc>
-        <w:tc>
-          <w:tcPr>
-            <w:tcW w:type="dxa" w:w="1440"/>
-          </w:tcPr>
-          <w:p>
-            <w:r>
-              <w:t>TULLY CONSTRUCTION CO INC</w:t>
-            </w:r>
-          </w:p>
-        </w:tc>
-        <w:tc>
-          <w:tcPr>
-            <w:tcW w:type="dxa" w:w="1440"/>
-          </w:tcPr>
-          <w:p>
-            <w:r>
-              <w:t>RESCHEDULED</w:t>
-            </w:r>
-          </w:p>
-        </w:tc>
-        <w:tc>
-          <w:tcPr>
-            <w:tcW w:type="dxa" w:w="1440"/>
-          </w:tcPr>
-          <w:p>
-            <w:r>
-              <w:t>$1,000.00</w:t>
-            </w:r>
-          </w:p>
-        </w:tc>
-        <w:tc>
-          <w:tcPr>
-            <w:tcW w:type="dxa" w:w="1440"/>
-          </w:tcPr>
-          <w:p>
-            <w:r>
-              <w:t>DEP - BUREAU OF ENV. COMPLIANC summons 001004994H, 2025-03-25, IDLING OF MOTOR VEHICLE ENGINE MORE THAN THREE MINUTES 1ST OFF, penalty $1,000.00, RESCHEDULED</w:t>
-            </w:r>
-          </w:p>
-        </w:tc>
-      </w:tr>
-      <w:tr>
-        <w:tc>
-          <w:tcPr>
-            <w:tcW w:type="dxa" w:w="1440"/>
-          </w:tcPr>
-          <w:p>
-            <w:r>
-              <w:t>2025-03-21</w:t>
-            </w:r>
-          </w:p>
-        </w:tc>
-        <w:tc>
-          <w:tcPr>
-            <w:tcW w:type="dxa" w:w="1440"/>
-          </w:tcPr>
-          <w:p>
-            <w:r>
-              <w:t>001004055J</w:t>
-            </w:r>
-          </w:p>
-        </w:tc>
-        <w:tc>
-          <w:tcPr>
-            <w:tcW w:type="dxa" w:w="1440"/>
-          </w:tcPr>
-          <w:p>
-            <w:r>
-              <w:t>TULLY CONSTRUCTION CO INC</w:t>
-            </w:r>
-          </w:p>
-        </w:tc>
-        <w:tc>
-          <w:tcPr>
-            <w:tcW w:type="dxa" w:w="1440"/>
-          </w:tcPr>
-          <w:p>
-            <w:r>
-              <w:t>RESCHEDULED</w:t>
-            </w:r>
-          </w:p>
-        </w:tc>
-        <w:tc>
-          <w:tcPr>
-            <w:tcW w:type="dxa" w:w="1440"/>
-          </w:tcPr>
-          <w:p>
-            <w:r>
-              <w:t>$2,000.00</w:t>
-            </w:r>
-          </w:p>
-        </w:tc>
-        <w:tc>
-          <w:tcPr>
-            <w:tcW w:type="dxa" w:w="1440"/>
-          </w:tcPr>
-          <w:p>
-            <w:r>
-              <w:t>DEP - BUREAU OF ENV. COMPLIANC summons 001004055J, 2025-03-21, IDLING OF MOTOR VEHICLE ENGINE MORE THAN THREE MINUTES 3RD AND SUB, penalty $2,000.00, RESCHEDULED</w:t>
-            </w:r>
-          </w:p>
-        </w:tc>
-      </w:tr>
-      <w:tr>
-        <w:tc>
-          <w:tcPr>
-            <w:tcW w:type="dxa" w:w="1440"/>
-          </w:tcPr>
-          <w:p>
-            <w:r>
-              <w:t>2024-04-13</w:t>
-            </w:r>
-          </w:p>
-        </w:tc>
-        <w:tc>
-          <w:tcPr>
-            <w:tcW w:type="dxa" w:w="1440"/>
-          </w:tcPr>
-          <w:p>
-            <w:r>
-              <w:t>0703555481</w:t>
-            </w:r>
-          </w:p>
-        </w:tc>
-        <w:tc>
-          <w:tcPr>
-            <w:tcW w:type="dxa" w:w="1440"/>
-          </w:tcPr>
-          <w:p>
-            <w:r>
-              <w:t>TULLY CONSTRUCTION CO INC</w:t>
-            </w:r>
-          </w:p>
-        </w:tc>
-        <w:tc>
-          <w:tcPr>
-            <w:tcW w:type="dxa" w:w="1440"/>
-          </w:tcPr>
-          <w:p>
-            <w:r>
-              <w:t>NEW ISSUANCE</w:t>
-            </w:r>
-          </w:p>
-        </w:tc>
-        <w:tc>
-          <w:tcPr>
-            <w:tcW w:type="dxa" w:w="1440"/>
-          </w:tcPr>
-          <w:p>
-            <w:r>
-              <w:t>$250.00</w:t>
-            </w:r>
-          </w:p>
-        </w:tc>
-        <w:tc>
-          <w:tcPr>
-            <w:tcW w:type="dxa" w:w="1440"/>
-          </w:tcPr>
-          <w:p>
-            <w:r>
-              <w:t>DEPT OF TRANSPORTATION summons 0703555481, 2024-04-13, FAILURE TO REMOVE SAND, DIRT, RUBBISH, OR DEBRIS FROM SITE W I 7 DAYS, penalty $250.00, NEW ISSUANCE</w:t>
-            </w:r>
-          </w:p>
-        </w:tc>
-      </w:tr>
-      <w:tr>
-        <w:tc>
-          <w:tcPr>
-            <w:tcW w:type="dxa" w:w="1440"/>
-          </w:tcPr>
-          <w:p>
-            <w:r>
-              <w:t>2023-06-15</w:t>
-            </w:r>
-          </w:p>
-        </w:tc>
-        <w:tc>
-          <w:tcPr>
-            <w:tcW w:type="dxa" w:w="1440"/>
-          </w:tcPr>
-          <w:p>
-            <w:r>
-              <w:t>000786331J</w:t>
-            </w:r>
-          </w:p>
-        </w:tc>
-        <w:tc>
-          <w:tcPr>
-            <w:tcW w:type="dxa" w:w="1440"/>
-          </w:tcPr>
-          <w:p>
-            <w:r>
-              <w:t>TULLY CONSTRUCTION CO INC</w:t>
-            </w:r>
-          </w:p>
-        </w:tc>
-        <w:tc>
-          <w:tcPr>
-            <w:tcW w:type="dxa" w:w="1440"/>
-          </w:tcPr>
-          <w:p>
-            <w:r>
-              <w:t>NEW ISSUANCE</w:t>
-            </w:r>
-          </w:p>
-        </w:tc>
-        <w:tc>
-          <w:tcPr>
-            <w:tcW w:type="dxa" w:w="1440"/>
-          </w:tcPr>
-          <w:p>
-            <w:r>
-              <w:t>$350.00</w:t>
-            </w:r>
-          </w:p>
-        </w:tc>
-        <w:tc>
-          <w:tcPr>
-            <w:tcW w:type="dxa" w:w="1440"/>
-          </w:tcPr>
-          <w:p>
-            <w:r>
-              <w:t>DEP - BUREAU OF ENV. COMPLIANC summons 000786331J, 2023-06-15, IDLING OF MOTOR VEHICLE ENGINE MORE THAN THREE MINUTES 1ST OFF, penalty $350.00, NEW ISSUANCE</w:t>
-            </w:r>
-          </w:p>
-        </w:tc>
-      </w:tr>
-      <w:tr>
-        <w:tc>
-          <w:tcPr>
-            <w:tcW w:type="dxa" w:w="1440"/>
-          </w:tcPr>
-          <w:p>
-            <w:r>
-              <w:t>2021-08-22</w:t>
-            </w:r>
-          </w:p>
-        </w:tc>
-        <w:tc>
-          <w:tcPr>
-            <w:tcW w:type="dxa" w:w="1440"/>
-          </w:tcPr>
-          <w:p>
-            <w:r>
-              <w:t>0702769715</w:t>
-            </w:r>
-          </w:p>
-        </w:tc>
-        <w:tc>
-          <w:tcPr>
-            <w:tcW w:type="dxa" w:w="1440"/>
-          </w:tcPr>
-          <w:p>
-            <w:r>
-              <w:t>TULLY CONSTRUCTION CO INC</w:t>
-            </w:r>
-          </w:p>
-        </w:tc>
-        <w:tc>
-          <w:tcPr>
-            <w:tcW w:type="dxa" w:w="1440"/>
-          </w:tcPr>
-          <w:p>
-            <w:r>
-              <w:t>NEW ISSUANCE</w:t>
-            </w:r>
-          </w:p>
-        </w:tc>
-        <w:tc>
-          <w:tcPr>
-            <w:tcW w:type="dxa" w:w="1440"/>
-          </w:tcPr>
-          <w:p>
-            <w:r>
-              <w:t>$250.00</w:t>
-            </w:r>
-          </w:p>
-        </w:tc>
-        <w:tc>
-          <w:tcPr>
-            <w:tcW w:type="dxa" w:w="1440"/>
-          </w:tcPr>
-          <w:p>
-            <w:r>
-              <w:t>DEPT OF TRANSPORTATION summons 0702769715, 2021-08-22, NO STREET PROTECTION UNDER CONSTRUCTION MATERIAL EQUIPMENT, penalty $250.00, NEW ISSUANCE</w:t>
-            </w:r>
-          </w:p>
-        </w:tc>
-      </w:tr>
-      <w:tr>
-        <w:tc>
-          <w:tcPr>
-            <w:tcW w:type="dxa" w:w="1440"/>
-          </w:tcPr>
-          <w:p>
-            <w:r>
-              <w:t>2019-01-02</w:t>
-            </w:r>
-          </w:p>
-        </w:tc>
-        <w:tc>
-          <w:tcPr>
-            <w:tcW w:type="dxa" w:w="1440"/>
-          </w:tcPr>
-          <w:p>
-            <w:r>
-              <w:t>0701810670</w:t>
-            </w:r>
-          </w:p>
-        </w:tc>
-        <w:tc>
-          <w:tcPr>
-            <w:tcW w:type="dxa" w:w="1440"/>
-          </w:tcPr>
-          <w:p>
-            <w:r>
-              <w:t>TULLY CONSTRUCTION CO INC</w:t>
-            </w:r>
-          </w:p>
-        </w:tc>
-        <w:tc>
-          <w:tcPr>
-            <w:tcW w:type="dxa" w:w="1440"/>
-          </w:tcPr>
-          <w:p>
-            <w:r>
-              <w:t>ASSIGNED</w:t>
-            </w:r>
-          </w:p>
-        </w:tc>
-        <w:tc>
-          <w:tcPr>
-            <w:tcW w:type="dxa" w:w="1440"/>
-          </w:tcPr>
-          <w:p>
-            <w:r>
-              <w:t>$1,200.00</w:t>
-            </w:r>
-          </w:p>
-        </w:tc>
-        <w:tc>
-          <w:tcPr>
-            <w:tcW w:type="dxa" w:w="1440"/>
-          </w:tcPr>
-          <w:p>
-            <w:r>
-              <w:t>DEPT OF TRANSPORTATION summons 0701810670, 2019-01-02, FAILURE TO COMPLY WITH THE TERMS AND CONDITIONS OF DOT PERMITS, penalty $1,200.00, ASSIGNED</w:t>
             </w:r>
           </w:p>
         </w:tc>
@@ -4776,6 +3040,1651 @@
     <w:p>
       <w:r>
         <w:t>477 more row(s) not shown; every record is in run.json and the evidence files.</w:t>
+      </w:r>
+    </w:p>
+    <w:p>
+      <w:pPr>
+        <w:pStyle w:val="Heading4"/>
+      </w:pPr>
+      <w:r>
+        <w:t>Awaiting hearing (not counted against the vendor)</w:t>
+      </w:r>
+    </w:p>
+    <w:tbl>
+      <w:tblPr>
+        <w:tblStyle w:val="TableGrid"/>
+        <w:tblW w:type="auto" w:w="0"/>
+        <w:tblLook w:firstColumn="1" w:firstRow="1" w:lastColumn="0" w:lastRow="0" w:noHBand="0" w:noVBand="1" w:val="04A0"/>
+      </w:tblPr>
+      <w:tblGrid>
+        <w:gridCol w:w="1440"/>
+        <w:gridCol w:w="1440"/>
+        <w:gridCol w:w="1440"/>
+        <w:gridCol w:w="1440"/>
+        <w:gridCol w:w="1440"/>
+        <w:gridCol w:w="1440"/>
+      </w:tblGrid>
+      <w:tr>
+        <w:tc>
+          <w:tcPr>
+            <w:tcW w:type="dxa" w:w="1440"/>
+          </w:tcPr>
+          <w:p>
+            <w:r>
+              <w:t>Date</w:t>
+            </w:r>
+          </w:p>
+        </w:tc>
+        <w:tc>
+          <w:tcPr>
+            <w:tcW w:type="dxa" w:w="1440"/>
+          </w:tcPr>
+          <w:p>
+            <w:r>
+              <w:t>Record ID</w:t>
+            </w:r>
+          </w:p>
+        </w:tc>
+        <w:tc>
+          <w:tcPr>
+            <w:tcW w:type="dxa" w:w="1440"/>
+          </w:tcPr>
+          <w:p>
+            <w:r>
+              <w:t>Matched Name</w:t>
+            </w:r>
+          </w:p>
+        </w:tc>
+        <w:tc>
+          <w:tcPr>
+            <w:tcW w:type="dxa" w:w="1440"/>
+          </w:tcPr>
+          <w:p>
+            <w:r>
+              <w:t>Status</w:t>
+            </w:r>
+          </w:p>
+        </w:tc>
+        <w:tc>
+          <w:tcPr>
+            <w:tcW w:type="dxa" w:w="1440"/>
+          </w:tcPr>
+          <w:p>
+            <w:r>
+              <w:t>Amount</w:t>
+            </w:r>
+          </w:p>
+        </w:tc>
+        <w:tc>
+          <w:tcPr>
+            <w:tcW w:type="dxa" w:w="1440"/>
+          </w:tcPr>
+          <w:p>
+            <w:r>
+              <w:t>Summary</w:t>
+            </w:r>
+          </w:p>
+        </w:tc>
+      </w:tr>
+      <w:tr>
+        <w:tc>
+          <w:tcPr>
+            <w:tcW w:type="dxa" w:w="1440"/>
+          </w:tcPr>
+          <w:p>
+            <w:r>
+              <w:t>2026-10-04</w:t>
+            </w:r>
+          </w:p>
+        </w:tc>
+        <w:tc>
+          <w:tcPr>
+            <w:tcW w:type="dxa" w:w="1440"/>
+          </w:tcPr>
+          <w:p>
+            <w:r>
+              <w:t>0704353944</w:t>
+            </w:r>
+          </w:p>
+        </w:tc>
+        <w:tc>
+          <w:tcPr>
+            <w:tcW w:type="dxa" w:w="1440"/>
+          </w:tcPr>
+          <w:p>
+            <w:r>
+              <w:t>TULLY CONSTRUCTION CO INC</w:t>
+            </w:r>
+          </w:p>
+        </w:tc>
+        <w:tc>
+          <w:tcPr>
+            <w:tcW w:type="dxa" w:w="1440"/>
+          </w:tcPr>
+          <w:p>
+            <w:r>
+              <w:t>NEW ISSUANCE</w:t>
+            </w:r>
+          </w:p>
+        </w:tc>
+        <w:tc>
+          <w:tcPr>
+            <w:tcW w:type="dxa" w:w="1440"/>
+          </w:tcPr>
+          <w:p>
+            <w:r>
+              <w:t>$250.00</w:t>
+            </w:r>
+          </w:p>
+        </w:tc>
+        <w:tc>
+          <w:tcPr>
+            <w:tcW w:type="dxa" w:w="1440"/>
+          </w:tcPr>
+          <w:p>
+            <w:r>
+              <w:t>DEPT OF TRANSPORTATION summons 0704353944, 2026-10-04, FAILURE TO FULLY REPLACE DEFECTIVE SIDEWALK FLAG, penalty $250.00, NEW ISSUANCE</w:t>
+            </w:r>
+          </w:p>
+        </w:tc>
+      </w:tr>
+      <w:tr>
+        <w:tc>
+          <w:tcPr>
+            <w:tcW w:type="dxa" w:w="1440"/>
+          </w:tcPr>
+          <w:p>
+            <w:r>
+              <w:t>2026-09-28</w:t>
+            </w:r>
+          </w:p>
+        </w:tc>
+        <w:tc>
+          <w:tcPr>
+            <w:tcW w:type="dxa" w:w="1440"/>
+          </w:tcPr>
+          <w:p>
+            <w:r>
+              <w:t>0704346152</w:t>
+            </w:r>
+          </w:p>
+        </w:tc>
+        <w:tc>
+          <w:tcPr>
+            <w:tcW w:type="dxa" w:w="1440"/>
+          </w:tcPr>
+          <w:p>
+            <w:r>
+              <w:t>TULLY CONSTRUCTION CO INC</w:t>
+            </w:r>
+          </w:p>
+        </w:tc>
+        <w:tc>
+          <w:tcPr>
+            <w:tcW w:type="dxa" w:w="1440"/>
+          </w:tcPr>
+          <w:p>
+            <w:r>
+              <w:t>NEW ISSUANCE</w:t>
+            </w:r>
+          </w:p>
+        </w:tc>
+        <w:tc>
+          <w:tcPr>
+            <w:tcW w:type="dxa" w:w="1440"/>
+          </w:tcPr>
+          <w:p>
+            <w:r>
+              <w:t>$750.00</w:t>
+            </w:r>
+          </w:p>
+        </w:tc>
+        <w:tc>
+          <w:tcPr>
+            <w:tcW w:type="dxa" w:w="1440"/>
+          </w:tcPr>
+          <w:p>
+            <w:r>
+              <w:t>DEPT OF TRANSPORTATION summons 0704346152, 2026-09-28, FAIL TO HAVE NECESSARY ID MARKINGS ON DOT REQUIRED SIGNS, penalty $750.00, NEW ISSUANCE</w:t>
+            </w:r>
+          </w:p>
+        </w:tc>
+      </w:tr>
+      <w:tr>
+        <w:tc>
+          <w:tcPr>
+            <w:tcW w:type="dxa" w:w="1440"/>
+          </w:tcPr>
+          <w:p>
+            <w:r>
+              <w:t>2026-09-28</w:t>
+            </w:r>
+          </w:p>
+        </w:tc>
+        <w:tc>
+          <w:tcPr>
+            <w:tcW w:type="dxa" w:w="1440"/>
+          </w:tcPr>
+          <w:p>
+            <w:r>
+              <w:t>0704347133</w:t>
+            </w:r>
+          </w:p>
+        </w:tc>
+        <w:tc>
+          <w:tcPr>
+            <w:tcW w:type="dxa" w:w="1440"/>
+          </w:tcPr>
+          <w:p>
+            <w:r>
+              <w:t>TULLY CONSTRUCTION CO INC</w:t>
+            </w:r>
+          </w:p>
+        </w:tc>
+        <w:tc>
+          <w:tcPr>
+            <w:tcW w:type="dxa" w:w="1440"/>
+          </w:tcPr>
+          <w:p>
+            <w:r>
+              <w:t>NEW ISSUANCE</w:t>
+            </w:r>
+          </w:p>
+        </w:tc>
+        <w:tc>
+          <w:tcPr>
+            <w:tcW w:type="dxa" w:w="1440"/>
+          </w:tcPr>
+          <w:p>
+            <w:r>
+              <w:t>$750.00</w:t>
+            </w:r>
+          </w:p>
+        </w:tc>
+        <w:tc>
+          <w:tcPr>
+            <w:tcW w:type="dxa" w:w="1440"/>
+          </w:tcPr>
+          <w:p>
+            <w:r>
+              <w:t>DEPT OF TRANSPORTATION summons 0704347133, 2026-09-28, FAIL TO HAVE NECESSARY ID MARKINGS ON DOT REQUIRED SIGNS, penalty $750.00, NEW ISSUANCE</w:t>
+            </w:r>
+          </w:p>
+        </w:tc>
+      </w:tr>
+      <w:tr>
+        <w:tc>
+          <w:tcPr>
+            <w:tcW w:type="dxa" w:w="1440"/>
+          </w:tcPr>
+          <w:p>
+            <w:r>
+              <w:t>2026-09-28</w:t>
+            </w:r>
+          </w:p>
+        </w:tc>
+        <w:tc>
+          <w:tcPr>
+            <w:tcW w:type="dxa" w:w="1440"/>
+          </w:tcPr>
+          <w:p>
+            <w:r>
+              <w:t>0704347124</w:t>
+            </w:r>
+          </w:p>
+        </w:tc>
+        <w:tc>
+          <w:tcPr>
+            <w:tcW w:type="dxa" w:w="1440"/>
+          </w:tcPr>
+          <w:p>
+            <w:r>
+              <w:t>TULLY CONSTRUCTION CO INC</w:t>
+            </w:r>
+          </w:p>
+        </w:tc>
+        <w:tc>
+          <w:tcPr>
+            <w:tcW w:type="dxa" w:w="1440"/>
+          </w:tcPr>
+          <w:p>
+            <w:r>
+              <w:t>NEW ISSUANCE</w:t>
+            </w:r>
+          </w:p>
+        </w:tc>
+        <w:tc>
+          <w:tcPr>
+            <w:tcW w:type="dxa" w:w="1440"/>
+          </w:tcPr>
+          <w:p>
+            <w:r>
+              <w:t>$1,500.00</w:t>
+            </w:r>
+          </w:p>
+        </w:tc>
+        <w:tc>
+          <w:tcPr>
+            <w:tcW w:type="dxa" w:w="1440"/>
+          </w:tcPr>
+          <w:p>
+            <w:r>
+              <w:t>DEPT OF TRANSPORTATION summons 0704347124, 2026-09-28, USE OPENING OF STREET W O PERMIT, penalty $1,500.00, NEW ISSUANCE</w:t>
+            </w:r>
+          </w:p>
+        </w:tc>
+      </w:tr>
+      <w:tr>
+        <w:tc>
+          <w:tcPr>
+            <w:tcW w:type="dxa" w:w="1440"/>
+          </w:tcPr>
+          <w:p>
+            <w:r>
+              <w:t>2026-09-14</w:t>
+            </w:r>
+          </w:p>
+        </w:tc>
+        <w:tc>
+          <w:tcPr>
+            <w:tcW w:type="dxa" w:w="1440"/>
+          </w:tcPr>
+          <w:p>
+            <w:r>
+              <w:t>014273343L</w:t>
+            </w:r>
+          </w:p>
+        </w:tc>
+        <w:tc>
+          <w:tcPr>
+            <w:tcW w:type="dxa" w:w="1440"/>
+          </w:tcPr>
+          <w:p>
+            <w:r>
+              <w:t>TULLY CONSTRUCTION CO</w:t>
+            </w:r>
+          </w:p>
+        </w:tc>
+        <w:tc>
+          <w:tcPr>
+            <w:tcW w:type="dxa" w:w="1440"/>
+          </w:tcPr>
+          <w:p>
+            <w:r>
+              <w:t>NEW ISSUANCE</w:t>
+            </w:r>
+          </w:p>
+        </w:tc>
+        <w:tc>
+          <w:tcPr>
+            <w:tcW w:type="dxa" w:w="1440"/>
+          </w:tcPr>
+          <w:p>
+            <w:r>
+              <w:t>$0.00</w:t>
+            </w:r>
+          </w:p>
+        </w:tc>
+        <w:tc>
+          <w:tcPr>
+            <w:tcW w:type="dxa" w:w="1440"/>
+          </w:tcPr>
+          <w:p>
+            <w:r>
+              <w:t>FIRE DEPARTMENT OF NYC summons 014273343L, 2026-09-14, STORAGE, ACCUMULATION AND REMOVAL OF COMBUSTIBLE MATERIAL AND WASTE, penalty $0.00, NEW ISSUANCE</w:t>
+            </w:r>
+          </w:p>
+        </w:tc>
+      </w:tr>
+      <w:tr>
+        <w:tc>
+          <w:tcPr>
+            <w:tcW w:type="dxa" w:w="1440"/>
+          </w:tcPr>
+          <w:p>
+            <w:r>
+              <w:t>2026-09-14</w:t>
+            </w:r>
+          </w:p>
+        </w:tc>
+        <w:tc>
+          <w:tcPr>
+            <w:tcW w:type="dxa" w:w="1440"/>
+          </w:tcPr>
+          <w:p>
+            <w:r>
+              <w:t>014273344N</w:t>
+            </w:r>
+          </w:p>
+        </w:tc>
+        <w:tc>
+          <w:tcPr>
+            <w:tcW w:type="dxa" w:w="1440"/>
+          </w:tcPr>
+          <w:p>
+            <w:r>
+              <w:t>TULLY CONSTRUCTION CO</w:t>
+            </w:r>
+          </w:p>
+        </w:tc>
+        <w:tc>
+          <w:tcPr>
+            <w:tcW w:type="dxa" w:w="1440"/>
+          </w:tcPr>
+          <w:p>
+            <w:r>
+              <w:t>NEW ISSUANCE</w:t>
+            </w:r>
+          </w:p>
+        </w:tc>
+        <w:tc>
+          <w:tcPr>
+            <w:tcW w:type="dxa" w:w="1440"/>
+          </w:tcPr>
+          <w:p>
+            <w:r>
+              <w:t>$0.00</w:t>
+            </w:r>
+          </w:p>
+        </w:tc>
+        <w:tc>
+          <w:tcPr>
+            <w:tcW w:type="dxa" w:w="1440"/>
+          </w:tcPr>
+          <w:p>
+            <w:r>
+              <w:t>FIRE DEPARTMENT OF NYC summons 014273344N, 2026-09-14, ROOFTOP ACCESS AND MEANS OF EGRESS, penalty $0.00, NEW ISSUANCE</w:t>
+            </w:r>
+          </w:p>
+        </w:tc>
+      </w:tr>
+      <w:tr>
+        <w:tc>
+          <w:tcPr>
+            <w:tcW w:type="dxa" w:w="1440"/>
+          </w:tcPr>
+          <w:p>
+            <w:r>
+              <w:t>2026-08-27</w:t>
+            </w:r>
+          </w:p>
+        </w:tc>
+        <w:tc>
+          <w:tcPr>
+            <w:tcW w:type="dxa" w:w="1440"/>
+          </w:tcPr>
+          <w:p>
+            <w:r>
+              <w:t>0222236906</w:t>
+            </w:r>
+          </w:p>
+        </w:tc>
+        <w:tc>
+          <w:tcPr>
+            <w:tcW w:type="dxa" w:w="1440"/>
+          </w:tcPr>
+          <w:p>
+            <w:r>
+              <w:t>TULLY CONSTRUCTION CO INC</w:t>
+            </w:r>
+          </w:p>
+        </w:tc>
+        <w:tc>
+          <w:tcPr>
+            <w:tcW w:type="dxa" w:w="1440"/>
+          </w:tcPr>
+          <w:p>
+            <w:r>
+              <w:t>NEW ISSUANCE</w:t>
+            </w:r>
+          </w:p>
+        </w:tc>
+        <w:tc>
+          <w:tcPr>
+            <w:tcW w:type="dxa" w:w="1440"/>
+          </w:tcPr>
+          <w:p>
+            <w:r>
+              <w:t>$1,200.00</w:t>
+            </w:r>
+          </w:p>
+        </w:tc>
+        <w:tc>
+          <w:tcPr>
+            <w:tcW w:type="dxa" w:w="1440"/>
+          </w:tcPr>
+          <w:p>
+            <w:r>
+              <w:t>NYPD TRANSPORT INTELLIGENCE DI summons 0222236906, 2026-08-27, FAILURE TO COMPLY WITH THE TERMS AND CONDITIONS OF DOT PERMITS, penalty $1,200.00, NEW ISSUANCE</w:t>
+            </w:r>
+          </w:p>
+        </w:tc>
+      </w:tr>
+      <w:tr>
+        <w:tc>
+          <w:tcPr>
+            <w:tcW w:type="dxa" w:w="1440"/>
+          </w:tcPr>
+          <w:p>
+            <w:r>
+              <w:t>2026-08-17</w:t>
+            </w:r>
+          </w:p>
+        </w:tc>
+        <w:tc>
+          <w:tcPr>
+            <w:tcW w:type="dxa" w:w="1440"/>
+          </w:tcPr>
+          <w:p>
+            <w:r>
+              <w:t>0704305030</w:t>
+            </w:r>
+          </w:p>
+        </w:tc>
+        <w:tc>
+          <w:tcPr>
+            <w:tcW w:type="dxa" w:w="1440"/>
+          </w:tcPr>
+          <w:p>
+            <w:r>
+              <w:t>TULLY CONSTRUCTION CO INC</w:t>
+            </w:r>
+          </w:p>
+        </w:tc>
+        <w:tc>
+          <w:tcPr>
+            <w:tcW w:type="dxa" w:w="1440"/>
+          </w:tcPr>
+          <w:p>
+            <w:r>
+              <w:t>NEW ISSUANCE</w:t>
+            </w:r>
+          </w:p>
+        </w:tc>
+        <w:tc>
+          <w:tcPr>
+            <w:tcW w:type="dxa" w:w="1440"/>
+          </w:tcPr>
+          <w:p>
+            <w:r>
+              <w:t>$750.00</w:t>
+            </w:r>
+          </w:p>
+        </w:tc>
+        <w:tc>
+          <w:tcPr>
+            <w:tcW w:type="dxa" w:w="1440"/>
+          </w:tcPr>
+          <w:p>
+            <w:r>
+              <w:t>DEPT OF TRANSPORTATION summons 0704305030, 2026-08-17, FAIL TO HAVE NECESSARY ID MARKINGS ON DOT REQUIRED SIGNS, penalty $750.00, NEW ISSUANCE</w:t>
+            </w:r>
+          </w:p>
+        </w:tc>
+      </w:tr>
+      <w:tr>
+        <w:tc>
+          <w:tcPr>
+            <w:tcW w:type="dxa" w:w="1440"/>
+          </w:tcPr>
+          <w:p>
+            <w:r>
+              <w:t>2026-08-17</w:t>
+            </w:r>
+          </w:p>
+        </w:tc>
+        <w:tc>
+          <w:tcPr>
+            <w:tcW w:type="dxa" w:w="1440"/>
+          </w:tcPr>
+          <w:p>
+            <w:r>
+              <w:t>0704305324</w:t>
+            </w:r>
+          </w:p>
+        </w:tc>
+        <w:tc>
+          <w:tcPr>
+            <w:tcW w:type="dxa" w:w="1440"/>
+          </w:tcPr>
+          <w:p>
+            <w:r>
+              <w:t>TULLY CONSTRUCTION CO INC</w:t>
+            </w:r>
+          </w:p>
+        </w:tc>
+        <w:tc>
+          <w:tcPr>
+            <w:tcW w:type="dxa" w:w="1440"/>
+          </w:tcPr>
+          <w:p>
+            <w:r>
+              <w:t>NEW ISSUANCE</w:t>
+            </w:r>
+          </w:p>
+        </w:tc>
+        <w:tc>
+          <w:tcPr>
+            <w:tcW w:type="dxa" w:w="1440"/>
+          </w:tcPr>
+          <w:p>
+            <w:r>
+              <w:t>$1,500.00</w:t>
+            </w:r>
+          </w:p>
+        </w:tc>
+        <w:tc>
+          <w:tcPr>
+            <w:tcW w:type="dxa" w:w="1440"/>
+          </w:tcPr>
+          <w:p>
+            <w:r>
+              <w:t>DEPT OF TRANSPORTATION summons 0704305324, 2026-08-17, USE OPENING OF STREET W O PERMIT, penalty $1,500.00, NEW ISSUANCE</w:t>
+            </w:r>
+          </w:p>
+        </w:tc>
+      </w:tr>
+      <w:tr>
+        <w:tc>
+          <w:tcPr>
+            <w:tcW w:type="dxa" w:w="1440"/>
+          </w:tcPr>
+          <w:p>
+            <w:r>
+              <w:t>2026-08-17</w:t>
+            </w:r>
+          </w:p>
+        </w:tc>
+        <w:tc>
+          <w:tcPr>
+            <w:tcW w:type="dxa" w:w="1440"/>
+          </w:tcPr>
+          <w:p>
+            <w:r>
+              <w:t>0704305040</w:t>
+            </w:r>
+          </w:p>
+        </w:tc>
+        <w:tc>
+          <w:tcPr>
+            <w:tcW w:type="dxa" w:w="1440"/>
+          </w:tcPr>
+          <w:p>
+            <w:r>
+              <w:t>TULLY CONSTRUCTION CO INC</w:t>
+            </w:r>
+          </w:p>
+        </w:tc>
+        <w:tc>
+          <w:tcPr>
+            <w:tcW w:type="dxa" w:w="1440"/>
+          </w:tcPr>
+          <w:p>
+            <w:r>
+              <w:t>NEW ISSUANCE</w:t>
+            </w:r>
+          </w:p>
+        </w:tc>
+        <w:tc>
+          <w:tcPr>
+            <w:tcW w:type="dxa" w:w="1440"/>
+          </w:tcPr>
+          <w:p>
+            <w:r>
+              <w:t>$750.00</w:t>
+            </w:r>
+          </w:p>
+        </w:tc>
+        <w:tc>
+          <w:tcPr>
+            <w:tcW w:type="dxa" w:w="1440"/>
+          </w:tcPr>
+          <w:p>
+            <w:r>
+              <w:t>DEPT OF TRANSPORTATION summons 0704305040, 2026-08-17, FAIL TO HAVE NECESSARY ID MARKINGS ON DOT REQUIRED SIGNS, penalty $750.00, NEW ISSUANCE</w:t>
+            </w:r>
+          </w:p>
+        </w:tc>
+      </w:tr>
+      <w:tr>
+        <w:tc>
+          <w:tcPr>
+            <w:tcW w:type="dxa" w:w="1440"/>
+          </w:tcPr>
+          <w:p>
+            <w:r>
+              <w:t>2026-08-04</w:t>
+            </w:r>
+          </w:p>
+        </w:tc>
+        <w:tc>
+          <w:tcPr>
+            <w:tcW w:type="dxa" w:w="1440"/>
+          </w:tcPr>
+          <w:p>
+            <w:r>
+              <w:t>0222232295</w:t>
+            </w:r>
+          </w:p>
+        </w:tc>
+        <w:tc>
+          <w:tcPr>
+            <w:tcW w:type="dxa" w:w="1440"/>
+          </w:tcPr>
+          <w:p>
+            <w:r>
+              <w:t>TULLY CONSTRUCTION CO INC</w:t>
+            </w:r>
+          </w:p>
+        </w:tc>
+        <w:tc>
+          <w:tcPr>
+            <w:tcW w:type="dxa" w:w="1440"/>
+          </w:tcPr>
+          <w:p>
+            <w:r>
+              <w:t>NEW ISSUANCE</w:t>
+            </w:r>
+          </w:p>
+        </w:tc>
+        <w:tc>
+          <w:tcPr>
+            <w:tcW w:type="dxa" w:w="1440"/>
+          </w:tcPr>
+          <w:p>
+            <w:r>
+              <w:t>$750.00</w:t>
+            </w:r>
+          </w:p>
+        </w:tc>
+        <w:tc>
+          <w:tcPr>
+            <w:tcW w:type="dxa" w:w="1440"/>
+          </w:tcPr>
+          <w:p>
+            <w:r>
+              <w:t>NYPD TRANSPORT INTELLIGENCE DI summons 0222232295, 2026-08-04, OBSTRUCTION OF STREET W CONSTRUCTION MATERIALS EQUIPMENT W O PERMIT, penalty $750.00, NEW ISSUANCE</w:t>
+            </w:r>
+          </w:p>
+        </w:tc>
+      </w:tr>
+      <w:tr>
+        <w:tc>
+          <w:tcPr>
+            <w:tcW w:type="dxa" w:w="1440"/>
+          </w:tcPr>
+          <w:p>
+            <w:r>
+              <w:t>2026-08-04</w:t>
+            </w:r>
+          </w:p>
+        </w:tc>
+        <w:tc>
+          <w:tcPr>
+            <w:tcW w:type="dxa" w:w="1440"/>
+          </w:tcPr>
+          <w:p>
+            <w:r>
+              <w:t>0222232286</w:t>
+            </w:r>
+          </w:p>
+        </w:tc>
+        <w:tc>
+          <w:tcPr>
+            <w:tcW w:type="dxa" w:w="1440"/>
+          </w:tcPr>
+          <w:p>
+            <w:r>
+              <w:t>TULLY CONSTRUCTION CO INC</w:t>
+            </w:r>
+          </w:p>
+        </w:tc>
+        <w:tc>
+          <w:tcPr>
+            <w:tcW w:type="dxa" w:w="1440"/>
+          </w:tcPr>
+          <w:p>
+            <w:r>
+              <w:t>NEW ISSUANCE</w:t>
+            </w:r>
+          </w:p>
+        </w:tc>
+        <w:tc>
+          <w:tcPr>
+            <w:tcW w:type="dxa" w:w="1440"/>
+          </w:tcPr>
+          <w:p>
+            <w:r>
+              <w:t>$750.00</w:t>
+            </w:r>
+          </w:p>
+        </w:tc>
+        <w:tc>
+          <w:tcPr>
+            <w:tcW w:type="dxa" w:w="1440"/>
+          </w:tcPr>
+          <w:p>
+            <w:r>
+              <w:t>NYPD TRANSPORT INTELLIGENCE DI summons 0222232286, 2026-08-04, OBSTRUCTION OF STREET W CONSTRUCTION MATERIALS EQUIPMENT W O PERMIT, penalty $750.00, NEW ISSUANCE</w:t>
+            </w:r>
+          </w:p>
+        </w:tc>
+      </w:tr>
+      <w:tr>
+        <w:tc>
+          <w:tcPr>
+            <w:tcW w:type="dxa" w:w="1440"/>
+          </w:tcPr>
+          <w:p>
+            <w:r>
+              <w:t>2026-08-04</w:t>
+            </w:r>
+          </w:p>
+        </w:tc>
+        <w:tc>
+          <w:tcPr>
+            <w:tcW w:type="dxa" w:w="1440"/>
+          </w:tcPr>
+          <w:p>
+            <w:r>
+              <w:t>0222232304</w:t>
+            </w:r>
+          </w:p>
+        </w:tc>
+        <w:tc>
+          <w:tcPr>
+            <w:tcW w:type="dxa" w:w="1440"/>
+          </w:tcPr>
+          <w:p>
+            <w:r>
+              <w:t>TULLY CONSTRUCTION CO INC</w:t>
+            </w:r>
+          </w:p>
+        </w:tc>
+        <w:tc>
+          <w:tcPr>
+            <w:tcW w:type="dxa" w:w="1440"/>
+          </w:tcPr>
+          <w:p>
+            <w:r>
+              <w:t>NEW ISSUANCE</w:t>
+            </w:r>
+          </w:p>
+        </w:tc>
+        <w:tc>
+          <w:tcPr>
+            <w:tcW w:type="dxa" w:w="1440"/>
+          </w:tcPr>
+          <w:p>
+            <w:r>
+              <w:t>$1,200.00</w:t>
+            </w:r>
+          </w:p>
+        </w:tc>
+        <w:tc>
+          <w:tcPr>
+            <w:tcW w:type="dxa" w:w="1440"/>
+          </w:tcPr>
+          <w:p>
+            <w:r>
+              <w:t>NYPD TRANSPORT INTELLIGENCE DI summons 0222232304, 2026-08-04, FAILURE TO COMPLY WITH THE TERMS AND CONDITIONS OF DOT PERMITS, penalty $1,200.00, NEW ISSUANCE</w:t>
+            </w:r>
+          </w:p>
+        </w:tc>
+      </w:tr>
+      <w:tr>
+        <w:tc>
+          <w:tcPr>
+            <w:tcW w:type="dxa" w:w="1440"/>
+          </w:tcPr>
+          <w:p>
+            <w:r>
+              <w:t>2026-06-18</w:t>
+            </w:r>
+          </w:p>
+        </w:tc>
+        <w:tc>
+          <w:tcPr>
+            <w:tcW w:type="dxa" w:w="1440"/>
+          </w:tcPr>
+          <w:p>
+            <w:r>
+              <w:t>0704237858</w:t>
+            </w:r>
+          </w:p>
+        </w:tc>
+        <w:tc>
+          <w:tcPr>
+            <w:tcW w:type="dxa" w:w="1440"/>
+          </w:tcPr>
+          <w:p>
+            <w:r>
+              <w:t>TULLY CONSTRUCTION CO INC</w:t>
+            </w:r>
+          </w:p>
+        </w:tc>
+        <w:tc>
+          <w:tcPr>
+            <w:tcW w:type="dxa" w:w="1440"/>
+          </w:tcPr>
+          <w:p>
+            <w:r>
+              <w:t>NEW ISSUANCE</w:t>
+            </w:r>
+          </w:p>
+        </w:tc>
+        <w:tc>
+          <w:tcPr>
+            <w:tcW w:type="dxa" w:w="1440"/>
+          </w:tcPr>
+          <w:p>
+            <w:r>
+              <w:t>$750.00</w:t>
+            </w:r>
+          </w:p>
+        </w:tc>
+        <w:tc>
+          <w:tcPr>
+            <w:tcW w:type="dxa" w:w="1440"/>
+          </w:tcPr>
+          <w:p>
+            <w:r>
+              <w:t>DEPT OF TRANSPORTATION summons 0704237858, 2026-06-18, FAIL TO HAVE NECESSARY ID MARKINGS ON DOT REQUIRED SIGNS, penalty $750.00, NEW ISSUANCE</w:t>
+            </w:r>
+          </w:p>
+        </w:tc>
+      </w:tr>
+      <w:tr>
+        <w:tc>
+          <w:tcPr>
+            <w:tcW w:type="dxa" w:w="1440"/>
+          </w:tcPr>
+          <w:p>
+            <w:r>
+              <w:t>2026-06-18</w:t>
+            </w:r>
+          </w:p>
+        </w:tc>
+        <w:tc>
+          <w:tcPr>
+            <w:tcW w:type="dxa" w:w="1440"/>
+          </w:tcPr>
+          <w:p>
+            <w:r>
+              <w:t>0704237867</w:t>
+            </w:r>
+          </w:p>
+        </w:tc>
+        <w:tc>
+          <w:tcPr>
+            <w:tcW w:type="dxa" w:w="1440"/>
+          </w:tcPr>
+          <w:p>
+            <w:r>
+              <w:t>TULLY CONSTRUCTION CO INC</w:t>
+            </w:r>
+          </w:p>
+        </w:tc>
+        <w:tc>
+          <w:tcPr>
+            <w:tcW w:type="dxa" w:w="1440"/>
+          </w:tcPr>
+          <w:p>
+            <w:r>
+              <w:t>NEW ISSUANCE</w:t>
+            </w:r>
+          </w:p>
+        </w:tc>
+        <w:tc>
+          <w:tcPr>
+            <w:tcW w:type="dxa" w:w="1440"/>
+          </w:tcPr>
+          <w:p>
+            <w:r>
+              <w:t>$750.00</w:t>
+            </w:r>
+          </w:p>
+        </w:tc>
+        <w:tc>
+          <w:tcPr>
+            <w:tcW w:type="dxa" w:w="1440"/>
+          </w:tcPr>
+          <w:p>
+            <w:r>
+              <w:t>DEPT OF TRANSPORTATION summons 0704237867, 2026-06-18, FAIL TO HAVE NECESSARY ID MARKINGS ON DOT REQUIRED SIGNS, penalty $750.00, NEW ISSUANCE</w:t>
+            </w:r>
+          </w:p>
+        </w:tc>
+      </w:tr>
+      <w:tr>
+        <w:tc>
+          <w:tcPr>
+            <w:tcW w:type="dxa" w:w="1440"/>
+          </w:tcPr>
+          <w:p>
+            <w:r>
+              <w:t>2026-06-18</w:t>
+            </w:r>
+          </w:p>
+        </w:tc>
+        <w:tc>
+          <w:tcPr>
+            <w:tcW w:type="dxa" w:w="1440"/>
+          </w:tcPr>
+          <w:p>
+            <w:r>
+              <w:t>0704237876</w:t>
+            </w:r>
+          </w:p>
+        </w:tc>
+        <w:tc>
+          <w:tcPr>
+            <w:tcW w:type="dxa" w:w="1440"/>
+          </w:tcPr>
+          <w:p>
+            <w:r>
+              <w:t>TULLY CONSTRUCTION CO INC</w:t>
+            </w:r>
+          </w:p>
+        </w:tc>
+        <w:tc>
+          <w:tcPr>
+            <w:tcW w:type="dxa" w:w="1440"/>
+          </w:tcPr>
+          <w:p>
+            <w:r>
+              <w:t>NEW ISSUANCE</w:t>
+            </w:r>
+          </w:p>
+        </w:tc>
+        <w:tc>
+          <w:tcPr>
+            <w:tcW w:type="dxa" w:w="1440"/>
+          </w:tcPr>
+          <w:p>
+            <w:r>
+              <w:t>$1,500.00</w:t>
+            </w:r>
+          </w:p>
+        </w:tc>
+        <w:tc>
+          <w:tcPr>
+            <w:tcW w:type="dxa" w:w="1440"/>
+          </w:tcPr>
+          <w:p>
+            <w:r>
+              <w:t>DEPT OF TRANSPORTATION summons 0704237876, 2026-06-18, USE OPENING OF STREET W O PERMIT, penalty $1,500.00, NEW ISSUANCE</w:t>
+            </w:r>
+          </w:p>
+        </w:tc>
+      </w:tr>
+      <w:tr>
+        <w:tc>
+          <w:tcPr>
+            <w:tcW w:type="dxa" w:w="1440"/>
+          </w:tcPr>
+          <w:p>
+            <w:r>
+              <w:t>2026-06-06</w:t>
+            </w:r>
+          </w:p>
+        </w:tc>
+        <w:tc>
+          <w:tcPr>
+            <w:tcW w:type="dxa" w:w="1440"/>
+          </w:tcPr>
+          <w:p>
+            <w:r>
+              <w:t>0704226454</w:t>
+            </w:r>
+          </w:p>
+        </w:tc>
+        <w:tc>
+          <w:tcPr>
+            <w:tcW w:type="dxa" w:w="1440"/>
+          </w:tcPr>
+          <w:p>
+            <w:r>
+              <w:t>TULLY CONSTRUCTION CO INC</w:t>
+            </w:r>
+          </w:p>
+        </w:tc>
+        <w:tc>
+          <w:tcPr>
+            <w:tcW w:type="dxa" w:w="1440"/>
+          </w:tcPr>
+          <w:p>
+            <w:r>
+              <w:t>RESCHEDULED</w:t>
+            </w:r>
+          </w:p>
+        </w:tc>
+        <w:tc>
+          <w:tcPr>
+            <w:tcW w:type="dxa" w:w="1440"/>
+          </w:tcPr>
+          <w:p>
+            <w:r>
+              <w:t>$750.00</w:t>
+            </w:r>
+          </w:p>
+        </w:tc>
+        <w:tc>
+          <w:tcPr>
+            <w:tcW w:type="dxa" w:w="1440"/>
+          </w:tcPr>
+          <w:p>
+            <w:r>
+              <w:t>DEPT OF TRANSPORTATION summons 0704226454, 2026-06-06, FAILED TO COMPLY W HIGHWAY RULES STANDARD SPECS. DETAIL DRAWINGS LAWS, penalty $750.00, RESCHEDULED</w:t>
+            </w:r>
+          </w:p>
+        </w:tc>
+      </w:tr>
+      <w:tr>
+        <w:tc>
+          <w:tcPr>
+            <w:tcW w:type="dxa" w:w="1440"/>
+          </w:tcPr>
+          <w:p>
+            <w:r>
+              <w:t>2026-05-14</w:t>
+            </w:r>
+          </w:p>
+        </w:tc>
+        <w:tc>
+          <w:tcPr>
+            <w:tcW w:type="dxa" w:w="1440"/>
+          </w:tcPr>
+          <w:p>
+            <w:r>
+              <w:t>0219476474</w:t>
+            </w:r>
+          </w:p>
+        </w:tc>
+        <w:tc>
+          <w:tcPr>
+            <w:tcW w:type="dxa" w:w="1440"/>
+          </w:tcPr>
+          <w:p>
+            <w:r>
+              <w:t>TULLY CONSTRUCTION CO INC</w:t>
+            </w:r>
+          </w:p>
+        </w:tc>
+        <w:tc>
+          <w:tcPr>
+            <w:tcW w:type="dxa" w:w="1440"/>
+          </w:tcPr>
+          <w:p>
+            <w:r>
+              <w:t>RESCHEDULED</w:t>
+            </w:r>
+          </w:p>
+        </w:tc>
+        <w:tc>
+          <w:tcPr>
+            <w:tcW w:type="dxa" w:w="1440"/>
+          </w:tcPr>
+          <w:p>
+            <w:r>
+              <w:t>$1,230.00</w:t>
+            </w:r>
+          </w:p>
+        </w:tc>
+        <w:tc>
+          <w:tcPr>
+            <w:tcW w:type="dxa" w:w="1440"/>
+          </w:tcPr>
+          <w:p>
+            <w:r>
+              <w:t>DEPT OF TRANSPORTATION summons 0219476474, 2026-05-14, FAILURE TO COMPLY WITH THE TERMS AND CONDITIONS OF DOT PERMITS, penalty $1,230.00, RESCHEDULED</w:t>
+            </w:r>
+          </w:p>
+        </w:tc>
+      </w:tr>
+      <w:tr>
+        <w:tc>
+          <w:tcPr>
+            <w:tcW w:type="dxa" w:w="1440"/>
+          </w:tcPr>
+          <w:p>
+            <w:r>
+              <w:t>2026-04-28</w:t>
+            </w:r>
+          </w:p>
+        </w:tc>
+        <w:tc>
+          <w:tcPr>
+            <w:tcW w:type="dxa" w:w="1440"/>
+          </w:tcPr>
+          <w:p>
+            <w:r>
+              <w:t>0704188394</w:t>
+            </w:r>
+          </w:p>
+        </w:tc>
+        <w:tc>
+          <w:tcPr>
+            <w:tcW w:type="dxa" w:w="1440"/>
+          </w:tcPr>
+          <w:p>
+            <w:r>
+              <w:t>TULLY CONSTRUCTION CO INC</w:t>
+            </w:r>
+          </w:p>
+        </w:tc>
+        <w:tc>
+          <w:tcPr>
+            <w:tcW w:type="dxa" w:w="1440"/>
+          </w:tcPr>
+          <w:p>
+            <w:r>
+              <w:t>RESCHEDULED</w:t>
+            </w:r>
+          </w:p>
+        </w:tc>
+        <w:tc>
+          <w:tcPr>
+            <w:tcW w:type="dxa" w:w="1440"/>
+          </w:tcPr>
+          <w:p>
+            <w:r>
+              <w:t>$750.00</w:t>
+            </w:r>
+          </w:p>
+        </w:tc>
+        <w:tc>
+          <w:tcPr>
+            <w:tcW w:type="dxa" w:w="1440"/>
+          </w:tcPr>
+          <w:p>
+            <w:r>
+              <w:t>DEPT OF TRANSPORTATION summons 0704188394, 2026-04-28, FAILED TO COMPLY W HIGHWAY RULES STANDARD SPECS. DETAIL DRAWINGS LAWS, penalty $750.00, RESCHEDULED</w:t>
+            </w:r>
+          </w:p>
+        </w:tc>
+      </w:tr>
+      <w:tr>
+        <w:tc>
+          <w:tcPr>
+            <w:tcW w:type="dxa" w:w="1440"/>
+          </w:tcPr>
+          <w:p>
+            <w:r>
+              <w:t>2025-07-16</w:t>
+            </w:r>
+          </w:p>
+        </w:tc>
+        <w:tc>
+          <w:tcPr>
+            <w:tcW w:type="dxa" w:w="1440"/>
+          </w:tcPr>
+          <w:p>
+            <w:r>
+              <w:t>001040538M</w:t>
+            </w:r>
+          </w:p>
+        </w:tc>
+        <w:tc>
+          <w:tcPr>
+            <w:tcW w:type="dxa" w:w="1440"/>
+          </w:tcPr>
+          <w:p>
+            <w:r>
+              <w:t>TULLY CONSTRUCTION CO INC</w:t>
+            </w:r>
+          </w:p>
+        </w:tc>
+        <w:tc>
+          <w:tcPr>
+            <w:tcW w:type="dxa" w:w="1440"/>
+          </w:tcPr>
+          <w:p>
+            <w:r>
+              <w:t>NEW ISSUANCE</w:t>
+            </w:r>
+          </w:p>
+        </w:tc>
+        <w:tc>
+          <w:tcPr>
+            <w:tcW w:type="dxa" w:w="1440"/>
+          </w:tcPr>
+          <w:p>
+            <w:r>
+              <w:t>$350.00</w:t>
+            </w:r>
+          </w:p>
+        </w:tc>
+        <w:tc>
+          <w:tcPr>
+            <w:tcW w:type="dxa" w:w="1440"/>
+          </w:tcPr>
+          <w:p>
+            <w:r>
+              <w:t>DEP - BUREAU OF ENV. COMPLIANC summons 001040538M, 2025-07-16, IDLING OF MOTOR VEHICLE ENGINE MORE THAN THREE MINUTES 1ST OFF, penalty $350.00, NEW ISSUANCE</w:t>
+            </w:r>
+          </w:p>
+        </w:tc>
+      </w:tr>
+      <w:tr>
+        <w:tc>
+          <w:tcPr>
+            <w:tcW w:type="dxa" w:w="1440"/>
+          </w:tcPr>
+          <w:p>
+            <w:r>
+              <w:t>2025-06-30</w:t>
+            </w:r>
+          </w:p>
+        </w:tc>
+        <w:tc>
+          <w:tcPr>
+            <w:tcW w:type="dxa" w:w="1440"/>
+          </w:tcPr>
+          <w:p>
+            <w:r>
+              <w:t>001034875M</w:t>
+            </w:r>
+          </w:p>
+        </w:tc>
+        <w:tc>
+          <w:tcPr>
+            <w:tcW w:type="dxa" w:w="1440"/>
+          </w:tcPr>
+          <w:p>
+            <w:r>
+              <w:t>TULLY CONSTRUCTION CO INC</w:t>
+            </w:r>
+          </w:p>
+        </w:tc>
+        <w:tc>
+          <w:tcPr>
+            <w:tcW w:type="dxa" w:w="1440"/>
+          </w:tcPr>
+          <w:p>
+            <w:r>
+              <w:t>NEW ISSUANCE</w:t>
+            </w:r>
+          </w:p>
+        </w:tc>
+        <w:tc>
+          <w:tcPr>
+            <w:tcW w:type="dxa" w:w="1440"/>
+          </w:tcPr>
+          <w:p>
+            <w:r>
+              <w:t>$600.00</w:t>
+            </w:r>
+          </w:p>
+        </w:tc>
+        <w:tc>
+          <w:tcPr>
+            <w:tcW w:type="dxa" w:w="1440"/>
+          </w:tcPr>
+          <w:p>
+            <w:r>
+              <w:t>DEP - BUREAU OF ENV. COMPLIANC summons 001034875M, 2025-06-30, IDLING OF MOTOR VEHICLE ENGINE MORE THAN THREE MINUTES 3RD AND SUB, penalty $600.00, NEW ISSUANCE</w:t>
+            </w:r>
+          </w:p>
+        </w:tc>
+      </w:tr>
+      <w:tr>
+        <w:tc>
+          <w:tcPr>
+            <w:tcW w:type="dxa" w:w="1440"/>
+          </w:tcPr>
+          <w:p>
+            <w:r>
+              <w:t>2025-03-28</w:t>
+            </w:r>
+          </w:p>
+        </w:tc>
+        <w:tc>
+          <w:tcPr>
+            <w:tcW w:type="dxa" w:w="1440"/>
+          </w:tcPr>
+          <w:p>
+            <w:r>
+              <w:t>001005539K</w:t>
+            </w:r>
+          </w:p>
+        </w:tc>
+        <w:tc>
+          <w:tcPr>
+            <w:tcW w:type="dxa" w:w="1440"/>
+          </w:tcPr>
+          <w:p>
+            <w:r>
+              <w:t>TULLY CONSTRUCTION CO INC</w:t>
+            </w:r>
+          </w:p>
+        </w:tc>
+        <w:tc>
+          <w:tcPr>
+            <w:tcW w:type="dxa" w:w="1440"/>
+          </w:tcPr>
+          <w:p>
+            <w:r>
+              <w:t>RESCHEDULED</w:t>
+            </w:r>
+          </w:p>
+        </w:tc>
+        <w:tc>
+          <w:tcPr>
+            <w:tcW w:type="dxa" w:w="1440"/>
+          </w:tcPr>
+          <w:p>
+            <w:r>
+              <w:t>$2,000.00</w:t>
+            </w:r>
+          </w:p>
+        </w:tc>
+        <w:tc>
+          <w:tcPr>
+            <w:tcW w:type="dxa" w:w="1440"/>
+          </w:tcPr>
+          <w:p>
+            <w:r>
+              <w:t>DEP - BUREAU OF ENV. COMPLIANC summons 001005539K, 2025-03-28, IDLING OF MOTOR VEHICLE ENGINE MORE THAN THREE MINUTES 3RD AND SUB, penalty $2,000.00, RESCHEDULED</w:t>
+            </w:r>
+          </w:p>
+        </w:tc>
+      </w:tr>
+      <w:tr>
+        <w:tc>
+          <w:tcPr>
+            <w:tcW w:type="dxa" w:w="1440"/>
+          </w:tcPr>
+          <w:p>
+            <w:r>
+              <w:t>2025-03-25</w:t>
+            </w:r>
+          </w:p>
+        </w:tc>
+        <w:tc>
+          <w:tcPr>
+            <w:tcW w:type="dxa" w:w="1440"/>
+          </w:tcPr>
+          <w:p>
+            <w:r>
+              <w:t>001004994H</w:t>
+            </w:r>
+          </w:p>
+        </w:tc>
+        <w:tc>
+          <w:tcPr>
+            <w:tcW w:type="dxa" w:w="1440"/>
+          </w:tcPr>
+          <w:p>
+            <w:r>
+              <w:t>TULLY CONSTRUCTION CO INC</w:t>
+            </w:r>
+          </w:p>
+        </w:tc>
+        <w:tc>
+          <w:tcPr>
+            <w:tcW w:type="dxa" w:w="1440"/>
+          </w:tcPr>
+          <w:p>
+            <w:r>
+              <w:t>RESCHEDULED</w:t>
+            </w:r>
+          </w:p>
+        </w:tc>
+        <w:tc>
+          <w:tcPr>
+            <w:tcW w:type="dxa" w:w="1440"/>
+          </w:tcPr>
+          <w:p>
+            <w:r>
+              <w:t>$1,000.00</w:t>
+            </w:r>
+          </w:p>
+        </w:tc>
+        <w:tc>
+          <w:tcPr>
+            <w:tcW w:type="dxa" w:w="1440"/>
+          </w:tcPr>
+          <w:p>
+            <w:r>
+              <w:t>DEP - BUREAU OF ENV. COMPLIANC summons 001004994H, 2025-03-25, IDLING OF MOTOR VEHICLE ENGINE MORE THAN THREE MINUTES 1ST OFF, penalty $1,000.00, RESCHEDULED</w:t>
+            </w:r>
+          </w:p>
+        </w:tc>
+      </w:tr>
+      <w:tr>
+        <w:tc>
+          <w:tcPr>
+            <w:tcW w:type="dxa" w:w="1440"/>
+          </w:tcPr>
+          <w:p>
+            <w:r>
+              <w:t>2025-03-21</w:t>
+            </w:r>
+          </w:p>
+        </w:tc>
+        <w:tc>
+          <w:tcPr>
+            <w:tcW w:type="dxa" w:w="1440"/>
+          </w:tcPr>
+          <w:p>
+            <w:r>
+              <w:t>001004055J</w:t>
+            </w:r>
+          </w:p>
+        </w:tc>
+        <w:tc>
+          <w:tcPr>
+            <w:tcW w:type="dxa" w:w="1440"/>
+          </w:tcPr>
+          <w:p>
+            <w:r>
+              <w:t>TULLY CONSTRUCTION CO INC</w:t>
+            </w:r>
+          </w:p>
+        </w:tc>
+        <w:tc>
+          <w:tcPr>
+            <w:tcW w:type="dxa" w:w="1440"/>
+          </w:tcPr>
+          <w:p>
+            <w:r>
+              <w:t>RESCHEDULED</w:t>
+            </w:r>
+          </w:p>
+        </w:tc>
+        <w:tc>
+          <w:tcPr>
+            <w:tcW w:type="dxa" w:w="1440"/>
+          </w:tcPr>
+          <w:p>
+            <w:r>
+              <w:t>$2,000.00</w:t>
+            </w:r>
+          </w:p>
+        </w:tc>
+        <w:tc>
+          <w:tcPr>
+            <w:tcW w:type="dxa" w:w="1440"/>
+          </w:tcPr>
+          <w:p>
+            <w:r>
+              <w:t>DEP - BUREAU OF ENV. COMPLIANC summons 001004055J, 2025-03-21, IDLING OF MOTOR VEHICLE ENGINE MORE THAN THREE MINUTES 3RD AND SUB, penalty $2,000.00, RESCHEDULED</w:t>
+            </w:r>
+          </w:p>
+        </w:tc>
+      </w:tr>
+      <w:tr>
+        <w:tc>
+          <w:tcPr>
+            <w:tcW w:type="dxa" w:w="1440"/>
+          </w:tcPr>
+          <w:p>
+            <w:r>
+              <w:t>2024-04-13</w:t>
+            </w:r>
+          </w:p>
+        </w:tc>
+        <w:tc>
+          <w:tcPr>
+            <w:tcW w:type="dxa" w:w="1440"/>
+          </w:tcPr>
+          <w:p>
+            <w:r>
+              <w:t>0703555481</w:t>
+            </w:r>
+          </w:p>
+        </w:tc>
+        <w:tc>
+          <w:tcPr>
+            <w:tcW w:type="dxa" w:w="1440"/>
+          </w:tcPr>
+          <w:p>
+            <w:r>
+              <w:t>TULLY CONSTRUCTION CO INC</w:t>
+            </w:r>
+          </w:p>
+        </w:tc>
+        <w:tc>
+          <w:tcPr>
+            <w:tcW w:type="dxa" w:w="1440"/>
+          </w:tcPr>
+          <w:p>
+            <w:r>
+              <w:t>NEW ISSUANCE</w:t>
+            </w:r>
+          </w:p>
+        </w:tc>
+        <w:tc>
+          <w:tcPr>
+            <w:tcW w:type="dxa" w:w="1440"/>
+          </w:tcPr>
+          <w:p>
+            <w:r>
+              <w:t>$250.00</w:t>
+            </w:r>
+          </w:p>
+        </w:tc>
+        <w:tc>
+          <w:tcPr>
+            <w:tcW w:type="dxa" w:w="1440"/>
+          </w:tcPr>
+          <w:p>
+            <w:r>
+              <w:t>DEPT OF TRANSPORTATION summons 0703555481, 2024-04-13, FAILURE TO REMOVE SAND, DIRT, RUBBISH, OR DEBRIS FROM SITE W I 7 DAYS, penalty $250.00, NEW ISSUANCE</w:t>
+            </w:r>
+          </w:p>
+        </w:tc>
+      </w:tr>
+    </w:tbl>
+    <w:p>
+      <w:r>
+        <w:t>3 more row(s) not shown; every record is in run.json and the evidence files.</w:t>
+      </w:r>
+    </w:p>
+    <w:p>
+      <w:r>
+        <w:t>The form's ECB "In compliance" is the compliance status with the NYC Department of Finance as shown in PASSPort, which staff must confirm; the OATH records are supporting evidence.</w:t>
       </w:r>
     </w:p>
     <w:p>
@@ -9298,7 +9207,7 @@
           </w:tcPr>
           <w:p>
             <w:r>
-              <w:t>Outstanding ECB violations were found for Tully Construction Co., Inc. between 2010 – 2026 (533 summonses; 31 open; balance due $19,840.00).</w:t>
+              <w:t>Outstanding ECB violations were found for Tully Construction Co., Inc. between 2010 – 2026 (505 summonses; 3 open; balance due $0.00); 28 more awaiting a hearing (not counted).</w:t>
             </w:r>
           </w:p>
         </w:tc>
